--- a/doc_templates/tasvie.docx
+++ b/doc_templates/tasvie.docx
@@ -13,7 +13,7 @@
         </w:tabs>
         <w:jc w:val="center"/>
         <w:rPr>
-          <w:rFonts w:cs="B Titr"/>
+          <w:rFonts w:ascii="B Nazanin" w:hAnsi="B Nazanin" w:cs="B Nazanin"/>
           <w:b/>
           <w:bCs/>
           <w:sz w:val="24"/>
@@ -22,7 +22,7 @@
       </w:pPr>
       <w:r>
         <w:rPr>
-          <w:rFonts w:cs="B Titr"/>
+          <w:rFonts w:ascii="B Nazanin" w:hAnsi="B Nazanin" w:cs="B Nazanin"/>
           <w:b/>
           <w:bCs/>
           <w:sz w:val="24"/>
@@ -40,7 +40,7 @@
                   <w:pPr>
                     <w:jc w:val="right"/>
                     <w:rPr>
-                      <w:rFonts w:cs="B Titr"/>
+                      <w:rFonts w:ascii="B Nazanin" w:hAnsi="B Nazanin" w:cs="B Nazanin"/>
                       <w:szCs w:val="20"/>
                       <w:rtl/>
                       <w:lang w:bidi="fa-IR"/>
@@ -48,7 +48,7 @@
                   </w:pPr>
                   <w:r>
                     <w:rPr>
-                      <w:rFonts w:cs="B Titr" w:hint="cs"/>
+                      <w:rFonts w:ascii="B Nazanin" w:hAnsi="B Nazanin" w:cs="B Nazanin" w:hint="cs"/>
                       <w:szCs w:val="20"/>
                       <w:rtl/>
                       <w:lang w:bidi="fa-IR"/>
@@ -57,7 +57,7 @@
                   </w:r>
                   <w:r>
                     <w:rPr>
-                      <w:rFonts w:cs="B Titr" w:hint="cs"/>
+                      <w:rFonts w:ascii="B Nazanin" w:hAnsi="B Nazanin" w:cs="B Nazanin" w:hint="cs"/>
                       <w:szCs w:val="20"/>
                       <w:rtl/>
                       <w:lang w:bidi="fa-IR"/>
@@ -66,7 +66,7 @@
                   </w:r>
                   <w:r>
                     <w:rPr>
-                      <w:rFonts w:cs="B Titr" w:hint="cs"/>
+                      <w:rFonts w:ascii="B Nazanin" w:hAnsi="B Nazanin" w:cs="B Nazanin" w:hint="cs"/>
                       <w:szCs w:val="20"/>
                       <w:rtl/>
                       <w:lang w:bidi="fa-IR"/>
@@ -75,7 +75,7 @@
                   </w:r>
                   <w:r>
                     <w:rPr>
-                      <w:rFonts w:cs="B Titr" w:hint="cs"/>
+                      <w:rFonts w:ascii="B Nazanin" w:hAnsi="B Nazanin" w:cs="B Nazanin" w:hint="cs"/>
                       <w:szCs w:val="20"/>
                       <w:rtl/>
                       <w:lang w:bidi="fa-IR"/>
@@ -84,7 +84,7 @@
                   </w:r>
                   <w:r>
                     <w:rPr>
-                      <w:rFonts w:cs="B Titr" w:hint="cs"/>
+                      <w:rFonts w:ascii="B Nazanin" w:hAnsi="B Nazanin" w:cs="B Nazanin" w:hint="cs"/>
                       <w:szCs w:val="20"/>
                       <w:rtl/>
                       <w:lang w:bidi="fa-IR"/>
@@ -93,7 +93,7 @@
                   </w:r>
                   <w:r>
                     <w:rPr>
-                      <w:rFonts w:cs="B Titr" w:hint="cs"/>
+                      <w:rFonts w:ascii="B Nazanin" w:hAnsi="B Nazanin" w:cs="B Nazanin" w:hint="cs"/>
                       <w:szCs w:val="20"/>
                       <w:rtl/>
                       <w:lang w:bidi="fa-IR"/>
@@ -102,7 +102,7 @@
                   </w:r>
                   <w:r>
                     <w:rPr>
-                      <w:rFonts w:cs="B Titr" w:hint="cs"/>
+                      <w:rFonts w:ascii="B Nazanin" w:hAnsi="B Nazanin" w:cs="B Nazanin" w:hint="cs"/>
                       <w:szCs w:val="20"/>
                       <w:rtl/>
                       <w:lang w:bidi="fa-IR"/>
@@ -111,17 +111,18 @@
                   </w:r>
                   <w:r>
                     <w:rPr>
-                      <w:rFonts w:cs="B Nazanin"/>
+                      <w:rFonts w:ascii="B Nazanin" w:hAnsi="B Nazanin" w:cs="B Nazanin" w:hint="cs"/>
                       <w:b/>
                       <w:bCs/>
                       <w:szCs w:val="20"/>
+                      <w:rtl/>
                       <w:lang w:bidi="fa-IR"/>
                     </w:rPr>
-                    <w:t>2057</w:t>
+                    <w:t>۲۰۵۷</w:t>
                   </w:r>
                   <w:r>
                     <w:rPr>
-                      <w:rFonts w:cs="B Nazanin" w:hint="cs"/>
+                      <w:rFonts w:ascii="B Nazanin" w:hAnsi="B Nazanin" w:cs="B Nazanin" w:hint="cs"/>
                       <w:b/>
                       <w:bCs/>
                       <w:szCs w:val="20"/>
@@ -132,18 +133,7 @@
                   </w:r>
                   <w:r>
                     <w:rPr>
-                      <w:rFonts w:cs="B Nazanin" w:hint="cs"/>
-                      <w:b/>
-                      <w:bCs/>
-                      <w:szCs w:val="20"/>
-                      <w:rtl/>
-                      <w:lang w:bidi="fa-IR"/>
-                    </w:rPr>
-                    <w:t>/41/40</w:t>
-                  </w:r>
-                  <w:r>
-                    <w:rPr>
-                      <w:rFonts w:cs="B Nazanin" w:hint="cs"/>
+                      <w:rFonts w:ascii="B Nazanin" w:hAnsi="B Nazanin" w:cs="B Nazanin" w:hint="cs"/>
                       <w:b/>
                       <w:bCs/>
                       <w:szCs w:val="20"/>
@@ -154,32 +144,98 @@
                   </w:r>
                   <w:r>
                     <w:rPr>
-                      <w:rFonts w:cs="B Nazanin" w:hint="cs"/>
+                      <w:rFonts w:ascii="B Nazanin" w:hAnsi="B Nazanin" w:cs="B Nazanin" w:hint="cs"/>
                       <w:b/>
                       <w:bCs/>
                       <w:szCs w:val="20"/>
                       <w:rtl/>
                       <w:lang w:bidi="fa-IR"/>
                     </w:rPr>
-                    <w:t>301</w:t>
+                    <w:t>۴۱</w:t>
                   </w:r>
                   <w:r>
                     <w:rPr>
-                      <w:rFonts w:cs="B Nazanin" w:hint="cs"/>
+                      <w:rFonts w:ascii="B Nazanin" w:hAnsi="B Nazanin" w:cs="B Nazanin" w:hint="cs"/>
                       <w:b/>
                       <w:bCs/>
                       <w:szCs w:val="20"/>
                       <w:rtl/>
                       <w:lang w:bidi="fa-IR"/>
                     </w:rPr>
-                    <w:t>/515/زم</w:t>
+                    <w:t>/</w:t>
+                  </w:r>
+                  <w:r>
+                    <w:rPr>
+                      <w:rFonts w:ascii="B Nazanin" w:hAnsi="B Nazanin" w:cs="B Nazanin" w:hint="cs"/>
+                      <w:b/>
+                      <w:bCs/>
+                      <w:szCs w:val="20"/>
+                      <w:rtl/>
+                      <w:lang w:bidi="fa-IR"/>
+                    </w:rPr>
+                    <w:t>۴۰</w:t>
+                  </w:r>
+                  <w:r>
+                    <w:rPr>
+                      <w:rFonts w:ascii="B Nazanin" w:hAnsi="B Nazanin" w:cs="B Nazanin" w:hint="cs"/>
+                      <w:b/>
+                      <w:bCs/>
+                      <w:szCs w:val="20"/>
+                      <w:rtl/>
+                      <w:lang w:bidi="fa-IR"/>
+                    </w:rPr>
+                    <w:t>/</w:t>
+                  </w:r>
+                  <w:r>
+                    <w:rPr>
+                      <w:rFonts w:ascii="B Nazanin" w:hAnsi="B Nazanin" w:cs="B Nazanin" w:hint="cs"/>
+                      <w:b/>
+                      <w:bCs/>
+                      <w:szCs w:val="20"/>
+                      <w:rtl/>
+                      <w:lang w:bidi="fa-IR"/>
+                    </w:rPr>
+                    <w:t>۳۰۱</w:t>
+                  </w:r>
+                  <w:r>
+                    <w:rPr>
+                      <w:rFonts w:ascii="B Nazanin" w:hAnsi="B Nazanin" w:cs="B Nazanin" w:hint="cs"/>
+                      <w:b/>
+                      <w:bCs/>
+                      <w:szCs w:val="20"/>
+                      <w:rtl/>
+                      <w:lang w:bidi="fa-IR"/>
+                    </w:rPr>
+                    <w:t>/</w:t>
+                  </w:r>
+                  <w:r>
+                    <w:rPr>
+                      <w:rFonts w:ascii="B Nazanin" w:hAnsi="B Nazanin" w:cs="B Nazanin" w:hint="cs"/>
+                      <w:b/>
+                      <w:bCs/>
+                      <w:szCs w:val="20"/>
+                      <w:rtl/>
+                      <w:lang w:bidi="fa-IR"/>
+                    </w:rPr>
+                    <w:t>۵۱۵</w:t>
+                  </w:r>
+                  <w:r>
+                    <w:rPr>
+                      <w:rFonts w:ascii="B Nazanin" w:hAnsi="B Nazanin" w:cs="B Nazanin" w:hint="cs"/>
+                      <w:b/>
+                      <w:bCs/>
+                      <w:szCs w:val="20"/>
+                      <w:rtl/>
+                      <w:lang w:bidi="fa-IR"/>
+                    </w:rPr>
+                    <w:t>/زم</w:t>
                   </w:r>
                 </w:p>
                 <w:p>
                   <w:pPr>
                     <w:jc w:val="right"/>
                     <w:rPr>
-                      <w:rFonts w:cs="B Titr"/>
+                      <w:rFonts w:ascii="B Nazanin" w:hAnsi="B Nazanin" w:cs="B Nazanin"/>
                       <w:szCs w:val="20"/>
                       <w:rtl/>
                       <w:lang w:bidi="fa-IR"/>
@@ -187,7 +243,7 @@
                   </w:pPr>
                   <w:r>
                     <w:rPr>
-                      <w:rFonts w:cs="B Titr" w:hint="cs"/>
+                      <w:rFonts w:ascii="B Nazanin" w:hAnsi="B Nazanin" w:cs="B Nazanin" w:hint="cs"/>
                       <w:szCs w:val="20"/>
                       <w:rtl/>
                       <w:lang w:bidi="fa-IR"/>
@@ -196,7 +252,7 @@
                   </w:r>
                   <w:r>
                     <w:rPr>
-                      <w:rFonts w:cs="B Titr" w:hint="cs"/>
+                      <w:rFonts w:ascii="B Nazanin" w:hAnsi="B Nazanin" w:cs="B Nazanin" w:hint="cs"/>
                       <w:szCs w:val="20"/>
                       <w:rtl/>
                       <w:lang w:bidi="fa-IR"/>
@@ -205,7 +261,7 @@
                   </w:r>
                   <w:r>
                     <w:rPr>
-                      <w:rFonts w:cs="B Titr" w:hint="cs"/>
+                      <w:rFonts w:ascii="B Nazanin" w:hAnsi="B Nazanin" w:cs="B Nazanin" w:hint="cs"/>
                       <w:szCs w:val="20"/>
                       <w:rtl/>
                       <w:lang w:bidi="fa-IR"/>
@@ -214,7 +270,7 @@
                   </w:r>
                   <w:r>
                     <w:rPr>
-                      <w:rFonts w:cs="B Titr" w:hint="cs"/>
+                      <w:rFonts w:ascii="B Nazanin" w:hAnsi="B Nazanin" w:cs="B Nazanin" w:hint="cs"/>
                       <w:szCs w:val="20"/>
                       <w:rtl/>
                       <w:lang w:bidi="fa-IR"/>
@@ -223,7 +279,7 @@
                   </w:r>
                   <w:r>
                     <w:rPr>
-                      <w:rFonts w:cs="B Nazanin"/>
+                      <w:rFonts w:ascii="B Nazanin" w:hAnsi="B Nazanin" w:cs="B Nazanin"/>
                       <w:b/>
                       <w:bCs/>
                       <w:szCs w:val="20"/>
@@ -234,7 +290,7 @@
                   <w:proofErr w:type="spellStart"/>
                   <w:r>
                     <w:rPr>
-                      <w:rFonts w:cs="B Nazanin"/>
+                      <w:rFonts w:ascii="B Nazanin" w:hAnsi="B Nazanin" w:cs="B Nazanin"/>
                       <w:b/>
                       <w:bCs/>
                       <w:szCs w:val="20"/>
@@ -242,10 +298,20 @@
                     </w:rPr>
                     <w:t>now|jalali</w:t>
                   </w:r>
+                  <w:r>
+                    <w:rPr>
+                      <w:rFonts w:ascii="B Nazanin" w:hAnsi="B Nazanin" w:cs="B Nazanin"/>
+                      <w:b/>
+                      <w:bCs/>
+                      <w:szCs w:val="20"/>
+                      <w:lang w:bidi="fa-IR"/>
+                    </w:rPr>
+                    <w:t>|fa_num</w:t>
+                  </w:r>
                   <w:proofErr w:type="spellEnd"/>
                   <w:r>
                     <w:rPr>
-                      <w:rFonts w:cs="B Nazanin"/>
+                      <w:rFonts w:ascii="B Nazanin" w:hAnsi="B Nazanin" w:cs="B Nazanin"/>
                       <w:b/>
                       <w:bCs/>
                       <w:szCs w:val="20"/>
@@ -257,7 +323,7 @@
                 <w:p>
                   <w:pPr>
                     <w:rPr>
-                      <w:rFonts w:cs="B Titr"/>
+                      <w:rFonts w:ascii="B Nazanin" w:hAnsi="B Nazanin" w:cs="B Nazanin"/>
                       <w:szCs w:val="20"/>
                       <w:rtl/>
                       <w:lang w:bidi="fa-IR"/>
@@ -265,7 +331,7 @@
                   </w:pPr>
                   <w:r>
                     <w:rPr>
-                      <w:rFonts w:cs="B Titr" w:hint="cs"/>
+                      <w:rFonts w:ascii="B Nazanin" w:hAnsi="B Nazanin" w:cs="B Nazanin" w:hint="cs"/>
                       <w:szCs w:val="20"/>
                       <w:rtl/>
                       <w:lang w:bidi="fa-IR"/>
@@ -274,7 +340,7 @@
                   </w:r>
                   <w:r>
                     <w:rPr>
-                      <w:rFonts w:cs="B Titr" w:hint="cs"/>
+                      <w:rFonts w:ascii="B Nazanin" w:hAnsi="B Nazanin" w:cs="B Nazanin" w:hint="cs"/>
                       <w:szCs w:val="20"/>
                       <w:rtl/>
                       <w:lang w:bidi="fa-IR"/>
@@ -283,7 +349,7 @@
                   </w:r>
                   <w:r>
                     <w:rPr>
-                      <w:rFonts w:cs="B Titr" w:hint="cs"/>
+                      <w:rFonts w:ascii="B Nazanin" w:hAnsi="B Nazanin" w:cs="B Nazanin" w:hint="cs"/>
                       <w:szCs w:val="20"/>
                       <w:rtl/>
                       <w:lang w:bidi="fa-IR"/>
@@ -292,7 +358,7 @@
                   </w:r>
                   <w:r>
                     <w:rPr>
-                      <w:rFonts w:cs="B Titr" w:hint="cs"/>
+                      <w:rFonts w:ascii="B Nazanin" w:hAnsi="B Nazanin" w:cs="B Nazanin" w:hint="cs"/>
                       <w:szCs w:val="20"/>
                       <w:rtl/>
                       <w:lang w:bidi="fa-IR"/>
@@ -301,7 +367,7 @@
                   </w:r>
                   <w:r>
                     <w:rPr>
-                      <w:rFonts w:cs="B Titr" w:hint="cs"/>
+                      <w:rFonts w:ascii="B Nazanin" w:hAnsi="B Nazanin" w:cs="B Nazanin" w:hint="cs"/>
                       <w:szCs w:val="20"/>
                       <w:rtl/>
                       <w:lang w:bidi="fa-IR"/>
@@ -310,7 +376,7 @@
                   </w:r>
                   <w:r>
                     <w:rPr>
-                      <w:rFonts w:cs="B Titr" w:hint="cs"/>
+                      <w:rFonts w:ascii="B Nazanin" w:hAnsi="B Nazanin" w:cs="B Nazanin" w:hint="cs"/>
                       <w:szCs w:val="20"/>
                       <w:rtl/>
                       <w:lang w:bidi="fa-IR"/>
@@ -321,6 +387,7 @@
                 <w:p>
                   <w:pPr>
                     <w:rPr>
+                      <w:rFonts w:ascii="B Nazanin" w:hAnsi="B Nazanin" w:cs="B Nazanin"/>
                       <w:b/>
                       <w:bCs/>
                       <w:rtl/>
@@ -329,7 +396,7 @@
                   </w:pPr>
                   <w:r>
                     <w:rPr>
-                      <w:rFonts w:cs="B Titr" w:hint="cs"/>
+                      <w:rFonts w:ascii="B Nazanin" w:hAnsi="B Nazanin" w:cs="B Nazanin" w:hint="cs"/>
                       <w:szCs w:val="20"/>
                       <w:rtl/>
                       <w:lang w:bidi="fa-IR"/>
@@ -338,7 +405,7 @@
                   </w:r>
                   <w:r>
                     <w:rPr>
-                      <w:rFonts w:cs="B Titr" w:hint="cs"/>
+                      <w:rFonts w:ascii="B Nazanin" w:hAnsi="B Nazanin" w:cs="B Nazanin" w:hint="cs"/>
                       <w:szCs w:val="20"/>
                       <w:rtl/>
                       <w:lang w:bidi="fa-IR"/>
@@ -347,7 +414,7 @@
                   </w:r>
                   <w:r>
                     <w:rPr>
-                      <w:rFonts w:cs="Traffic" w:hint="cs"/>
+                      <w:rFonts w:ascii="B Nazanin" w:hAnsi="B Nazanin" w:cs="B Nazanin" w:hint="cs"/>
                       <w:b/>
                       <w:bCs/>
                       <w:sz w:val="18"/>
@@ -359,7 +426,7 @@
                   </w:r>
                   <w:r>
                     <w:rPr>
-                      <w:rFonts w:cs="Traffic" w:hint="cs"/>
+                      <w:rFonts w:ascii="B Nazanin" w:hAnsi="B Nazanin" w:cs="B Nazanin" w:hint="cs"/>
                       <w:b/>
                       <w:bCs/>
                       <w:sz w:val="18"/>
@@ -378,7 +445,7 @@
       </w:r>
       <w:r>
         <w:rPr>
-          <w:rFonts w:cs="B Titr"/>
+          <w:rFonts w:ascii="B Nazanin" w:hAnsi="B Nazanin" w:cs="B Nazanin"/>
           <w:b/>
           <w:bCs/>
           <w:noProof/>
@@ -410,12 +477,12 @@
             <v:imagedata r:id="rId8" o:title=""/>
             <w10:wrap type="topAndBottom"/>
           </v:shape>
-          <o:OLEObject Type="Embed" ProgID="Word.Document.8" ShapeID="_x0000_s1070" DrawAspect="Content" ObjectID="_1837578377" r:id="rId9"/>
+          <o:OLEObject Type="Embed" ProgID="Word.Document.8" ShapeID="_x0000_s1070" DrawAspect="Content" ObjectID="_1837771668" r:id="rId9"/>
         </w:object>
       </w:r>
       <w:r>
         <w:rPr>
-          <w:rFonts w:cs="B Titr"/>
+          <w:rFonts w:ascii="B Nazanin" w:hAnsi="B Nazanin" w:cs="B Nazanin"/>
           <w:b/>
           <w:bCs/>
           <w:sz w:val="24"/>
@@ -426,12 +493,12 @@
             <v:imagedata r:id="rId10" o:title=""/>
             <w10:wrap type="topAndBottom"/>
           </v:shape>
-          <o:OLEObject Type="Embed" ProgID="Word.Document.8" ShapeID="_x0000_s1069" DrawAspect="Content" ObjectID="_1837578378" r:id="rId11"/>
+          <o:OLEObject Type="Embed" ProgID="Word.Document.8" ShapeID="_x0000_s1069" DrawAspect="Content" ObjectID="_1837771669" r:id="rId11"/>
         </w:object>
       </w:r>
       <w:r>
         <w:rPr>
-          <w:rFonts w:cs="B Titr" w:hint="cs"/>
+          <w:rFonts w:ascii="B Nazanin" w:hAnsi="B Nazanin" w:cs="B Nazanin" w:hint="cs"/>
           <w:b/>
           <w:bCs/>
           <w:sz w:val="24"/>
@@ -441,7 +508,7 @@
       </w:r>
       <w:r>
         <w:rPr>
-          <w:rFonts w:cs="B Titr" w:hint="cs"/>
+          <w:rFonts w:ascii="B Nazanin" w:hAnsi="B Nazanin" w:cs="B Nazanin" w:hint="cs"/>
           <w:b/>
           <w:bCs/>
           <w:sz w:val="24"/>
@@ -459,101 +526,111 @@
           <w:tab w:val="left" w:pos="6328"/>
         </w:tabs>
         <w:ind w:left="-476"/>
-        <w:jc w:val="lowKashida"/>
-        <w:rPr>
-          <w:rFonts w:cs="B Nazanin"/>
-          <w:b/>
-          <w:bCs/>
-          <w:sz w:val="24"/>
-          <w:rtl/>
-        </w:rPr>
-      </w:pPr>
-      <w:r>
-        <w:rPr>
-          <w:rFonts w:cs="B Nazanin" w:hint="cs"/>
-          <w:b/>
-          <w:bCs/>
-          <w:sz w:val="24"/>
+        <w:jc w:val="both"/>
+        <w:rPr>
+          <w:rFonts w:ascii="B Nazanin" w:hAnsi="B Nazanin" w:cs="B Nazanin"/>
+          <w:b/>
+          <w:bCs/>
+          <w:sz w:val="22"/>
+          <w:szCs w:val="22"/>
+          <w:rtl/>
+        </w:rPr>
+      </w:pPr>
+      <w:r>
+        <w:rPr>
+          <w:rFonts w:ascii="B Nazanin" w:hAnsi="B Nazanin" w:cs="B Nazanin" w:hint="cs"/>
+          <w:b/>
+          <w:bCs/>
+          <w:sz w:val="22"/>
+          <w:szCs w:val="22"/>
           <w:rtl/>
         </w:rPr>
         <w:t xml:space="preserve">رده </w:t>
       </w:r>
       <w:r>
         <w:rPr>
-          <w:rFonts w:cs="B Nazanin" w:hint="cs"/>
-          <w:b/>
-          <w:bCs/>
-          <w:sz w:val="24"/>
+          <w:rFonts w:ascii="B Nazanin" w:hAnsi="B Nazanin" w:cs="B Nazanin" w:hint="cs"/>
+          <w:b/>
+          <w:bCs/>
+          <w:sz w:val="22"/>
+          <w:szCs w:val="22"/>
           <w:rtl/>
         </w:rPr>
         <w:t xml:space="preserve"> خدمت</w:t>
       </w:r>
       <w:r>
         <w:rPr>
-          <w:rFonts w:cs="B Nazanin" w:hint="cs"/>
-          <w:b/>
-          <w:bCs/>
-          <w:sz w:val="24"/>
+          <w:rFonts w:ascii="B Nazanin" w:hAnsi="B Nazanin" w:cs="B Nazanin" w:hint="cs"/>
+          <w:b/>
+          <w:bCs/>
+          <w:sz w:val="22"/>
+          <w:szCs w:val="22"/>
           <w:rtl/>
         </w:rPr>
         <w:t xml:space="preserve">ي </w:t>
       </w:r>
       <w:r>
         <w:rPr>
-          <w:rFonts w:cs="B Nazanin" w:hint="cs"/>
-          <w:b/>
-          <w:bCs/>
-          <w:sz w:val="24"/>
+          <w:rFonts w:ascii="B Nazanin" w:hAnsi="B Nazanin" w:cs="B Nazanin" w:hint="cs"/>
+          <w:b/>
+          <w:bCs/>
+          <w:sz w:val="22"/>
+          <w:szCs w:val="22"/>
           <w:rtl/>
         </w:rPr>
         <w:t>: ناحيه</w:t>
       </w:r>
       <w:r>
         <w:rPr>
-          <w:rFonts w:cs="B Nazanin" w:hint="cs"/>
-          <w:b/>
-          <w:bCs/>
-          <w:sz w:val="24"/>
+          <w:rFonts w:ascii="B Nazanin" w:hAnsi="B Nazanin" w:cs="B Nazanin" w:hint="cs"/>
+          <w:b/>
+          <w:bCs/>
+          <w:sz w:val="22"/>
+          <w:szCs w:val="22"/>
           <w:rtl/>
         </w:rPr>
         <w:t xml:space="preserve"> مقاومت بسيج</w:t>
       </w:r>
       <w:r>
         <w:rPr>
-          <w:rFonts w:cs="B Nazanin" w:hint="cs"/>
-          <w:b/>
-          <w:bCs/>
-          <w:sz w:val="24"/>
+          <w:rFonts w:ascii="B Nazanin" w:hAnsi="B Nazanin" w:cs="B Nazanin" w:hint="cs"/>
+          <w:b/>
+          <w:bCs/>
+          <w:sz w:val="22"/>
+          <w:szCs w:val="22"/>
           <w:rtl/>
         </w:rPr>
         <w:t xml:space="preserve"> شهرستان</w:t>
       </w:r>
       <w:r>
         <w:rPr>
-          <w:rFonts w:cs="B Nazanin" w:hint="cs"/>
-          <w:b/>
-          <w:bCs/>
-          <w:sz w:val="24"/>
+          <w:rFonts w:ascii="B Nazanin" w:hAnsi="B Nazanin" w:cs="B Nazanin" w:hint="cs"/>
+          <w:b/>
+          <w:bCs/>
+          <w:sz w:val="22"/>
+          <w:szCs w:val="22"/>
           <w:rtl/>
         </w:rPr>
         <w:t xml:space="preserve"> </w:t>
       </w:r>
       <w:r>
         <w:rPr>
-          <w:rFonts w:cs="B Nazanin" w:hint="cs"/>
-          <w:b/>
-          <w:bCs/>
-          <w:sz w:val="24"/>
+          <w:rFonts w:ascii="B Nazanin" w:hAnsi="B Nazanin" w:cs="B Nazanin" w:hint="cs"/>
+          <w:b/>
+          <w:bCs/>
+          <w:sz w:val="22"/>
+          <w:szCs w:val="22"/>
           <w:rtl/>
         </w:rPr>
         <w:t>اردبیل</w:t>
       </w:r>
       <w:r>
         <w:rPr>
-          <w:rFonts w:cs="B Nazanin" w:hint="cs"/>
-          <w:b/>
-          <w:bCs/>
-          <w:sz w:val="24"/>
+          <w:rFonts w:ascii="B Nazanin" w:hAnsi="B Nazanin" w:cs="B Nazanin" w:hint="cs"/>
+          <w:b/>
+          <w:bCs/>
+          <w:sz w:val="22"/>
+          <w:szCs w:val="22"/>
           <w:rtl/>
         </w:rPr>
         <w:t xml:space="preserve">      </w:t>
@@ -568,12 +645,13 @@
           <w:tab w:val="left" w:pos="6328"/>
         </w:tabs>
         <w:ind w:left="-476"/>
-        <w:jc w:val="lowKashida"/>
-        <w:rPr>
-          <w:rFonts w:cs="B Titr"/>
-          <w:b/>
-          <w:bCs/>
-          <w:sz w:val="24"/>
+        <w:jc w:val="both"/>
+        <w:rPr>
+          <w:rFonts w:ascii="B Nazanin" w:hAnsi="B Nazanin" w:cs="B Nazanin"/>
+          <w:b/>
+          <w:bCs/>
+          <w:sz w:val="22"/>
+          <w:szCs w:val="22"/>
           <w:u w:val="single"/>
           <w:rtl/>
           <w:lang w:bidi="fa-IR"/>
@@ -581,70 +659,91 @@
       </w:pPr>
       <w:r>
         <w:rPr>
-          <w:rFonts w:cs="B Nazanin" w:hint="cs"/>
-          <w:b/>
-          <w:bCs/>
-          <w:sz w:val="24"/>
+          <w:rFonts w:ascii="B Nazanin" w:hAnsi="B Nazanin" w:cs="B Nazanin" w:hint="cs"/>
+          <w:b/>
+          <w:bCs/>
+          <w:sz w:val="22"/>
+          <w:szCs w:val="22"/>
           <w:rtl/>
         </w:rPr>
         <w:t xml:space="preserve">بدينوسيله </w:t>
       </w:r>
       <w:r>
         <w:rPr>
-          <w:rFonts w:cs="B Nazanin" w:hint="cs"/>
-          <w:b/>
-          <w:bCs/>
-          <w:sz w:val="24"/>
-          <w:rtl/>
-        </w:rPr>
-        <w:t>پاسدار</w:t>
-      </w:r>
-      <w:r>
-        <w:rPr>
-          <w:rFonts w:cs="B Nazanin" w:hint="cs"/>
-          <w:b/>
-          <w:bCs/>
-          <w:sz w:val="24"/>
-          <w:rtl/>
-        </w:rPr>
-        <w:t>/سرباز</w:t>
-      </w:r>
-      <w:r>
-        <w:rPr>
-          <w:rFonts w:cs="B Nazanin" w:hint="cs"/>
-          <w:b/>
-          <w:bCs/>
-          <w:sz w:val="24"/>
-          <w:rtl/>
+          <w:rFonts w:ascii="B Nazanin" w:hAnsi="B Nazanin" w:cs="B Nazanin"/>
+          <w:b/>
+          <w:bCs/>
+          <w:sz w:val="22"/>
+          <w:szCs w:val="22"/>
+          <w:lang w:bidi="fa-IR"/>
+        </w:rPr>
+        <w:t xml:space="preserve">{{ </w:t>
+      </w:r>
+      <w:proofErr w:type="spellStart"/>
+      <w:r>
+        <w:rPr>
+          <w:rFonts w:ascii="B Nazanin" w:hAnsi="B Nazanin" w:cs="B Nazanin"/>
+          <w:b/>
+          <w:bCs/>
+          <w:sz w:val="22"/>
+          <w:szCs w:val="22"/>
+          <w:lang w:bidi="fa-IR"/>
+        </w:rPr>
+        <w:t>soldier.get_type_str</w:t>
+      </w:r>
+      <w:proofErr w:type="spellEnd"/>
+      <w:r>
+        <w:rPr>
+          <w:rFonts w:ascii="B Nazanin" w:hAnsi="B Nazanin" w:cs="B Nazanin"/>
+          <w:b/>
+          <w:bCs/>
+          <w:sz w:val="22"/>
+          <w:szCs w:val="22"/>
+          <w:lang w:bidi="fa-IR"/>
+        </w:rPr>
+        <w:t>() }}</w:t>
+      </w:r>
+      <w:r>
+        <w:rPr>
+          <w:rFonts w:ascii="B Nazanin" w:hAnsi="B Nazanin" w:cs="B Nazanin" w:hint="cs"/>
+          <w:b/>
+          <w:bCs/>
+          <w:sz w:val="22"/>
+          <w:szCs w:val="22"/>
+          <w:rtl/>
+          <w:lang w:bidi="fa-IR"/>
         </w:rPr>
         <w:t xml:space="preserve"> </w:t>
       </w:r>
       <w:r>
         <w:rPr>
-          <w:rFonts w:cs="B Nazanin" w:hint="cs"/>
-          <w:b/>
-          <w:bCs/>
-          <w:sz w:val="24"/>
+          <w:rFonts w:ascii="B Nazanin" w:hAnsi="B Nazanin" w:cs="B Nazanin" w:hint="cs"/>
+          <w:b/>
+          <w:bCs/>
+          <w:sz w:val="22"/>
+          <w:szCs w:val="22"/>
           <w:rtl/>
         </w:rPr>
         <w:t>وظيفه</w:t>
       </w:r>
       <w:r>
         <w:rPr>
-          <w:rFonts w:cs="B Nazanin" w:hint="cs"/>
-          <w:b/>
-          <w:bCs/>
-          <w:sz w:val="24"/>
+          <w:rFonts w:ascii="B Nazanin" w:hAnsi="B Nazanin" w:cs="B Nazanin" w:hint="cs"/>
+          <w:b/>
+          <w:bCs/>
+          <w:sz w:val="22"/>
+          <w:szCs w:val="22"/>
           <w:rtl/>
         </w:rPr>
         <w:t>:</w:t>
       </w:r>
       <w:r>
         <w:rPr>
-          <w:rFonts w:cs="B Titr"/>
-          <w:b/>
-          <w:bCs/>
-          <w:sz w:val="24"/>
+          <w:rFonts w:ascii="B Nazanin" w:hAnsi="B Nazanin" w:cs="B Nazanin"/>
+          <w:b/>
+          <w:bCs/>
+          <w:sz w:val="22"/>
+          <w:szCs w:val="22"/>
           <w:lang w:bidi="fa-IR"/>
         </w:rPr>
         <w:t xml:space="preserve">{{ </w:t>
@@ -652,10 +751,11 @@
       <w:proofErr w:type="spellStart"/>
       <w:r>
         <w:rPr>
-          <w:rFonts w:cs="B Titr"/>
-          <w:b/>
-          <w:bCs/>
-          <w:sz w:val="24"/>
+          <w:rFonts w:ascii="B Nazanin" w:hAnsi="B Nazanin" w:cs="B Nazanin"/>
+          <w:b/>
+          <w:bCs/>
+          <w:sz w:val="22"/>
+          <w:szCs w:val="22"/>
           <w:lang w:bidi="fa-IR"/>
         </w:rPr>
         <w:t>soldier.full_name</w:t>
@@ -663,20 +763,22 @@
       <w:proofErr w:type="spellEnd"/>
       <w:r>
         <w:rPr>
-          <w:rFonts w:cs="B Titr"/>
-          <w:b/>
-          <w:bCs/>
-          <w:sz w:val="24"/>
+          <w:rFonts w:ascii="B Nazanin" w:hAnsi="B Nazanin" w:cs="B Nazanin"/>
+          <w:b/>
+          <w:bCs/>
+          <w:sz w:val="22"/>
+          <w:szCs w:val="22"/>
           <w:lang w:bidi="fa-IR"/>
         </w:rPr>
         <w:t xml:space="preserve"> }}</w:t>
       </w:r>
       <w:r>
         <w:rPr>
-          <w:rFonts w:cs="B Titr" w:hint="cs"/>
-          <w:b/>
-          <w:bCs/>
-          <w:sz w:val="24"/>
+          <w:rFonts w:ascii="B Nazanin" w:hAnsi="B Nazanin" w:cs="B Nazanin" w:hint="cs"/>
+          <w:b/>
+          <w:bCs/>
+          <w:sz w:val="22"/>
+          <w:szCs w:val="22"/>
           <w:rtl/>
           <w:lang w:bidi="fa-IR"/>
         </w:rPr>
@@ -684,99 +786,109 @@
       </w:r>
       <w:r>
         <w:rPr>
-          <w:rFonts w:cs="B Nazanin" w:hint="cs"/>
-          <w:b/>
-          <w:bCs/>
-          <w:sz w:val="24"/>
+          <w:rFonts w:ascii="B Nazanin" w:hAnsi="B Nazanin" w:cs="B Nazanin" w:hint="cs"/>
+          <w:b/>
+          <w:bCs/>
+          <w:sz w:val="22"/>
+          <w:szCs w:val="22"/>
           <w:rtl/>
         </w:rPr>
         <w:t>فرزند</w:t>
       </w:r>
       <w:r>
         <w:rPr>
-          <w:rFonts w:cs="B Nazanin" w:hint="cs"/>
-          <w:b/>
-          <w:bCs/>
-          <w:sz w:val="24"/>
+          <w:rFonts w:ascii="B Nazanin" w:hAnsi="B Nazanin" w:cs="B Nazanin" w:hint="cs"/>
+          <w:b/>
+          <w:bCs/>
+          <w:sz w:val="22"/>
+          <w:szCs w:val="22"/>
           <w:rtl/>
         </w:rPr>
         <w:t>:</w:t>
       </w:r>
       <w:r>
         <w:rPr>
-          <w:rFonts w:cs="B Nazanin"/>
-          <w:b/>
-          <w:bCs/>
-          <w:sz w:val="24"/>
+          <w:rFonts w:ascii="B Nazanin" w:hAnsi="B Nazanin" w:cs="B Nazanin"/>
+          <w:b/>
+          <w:bCs/>
+          <w:sz w:val="22"/>
+          <w:szCs w:val="22"/>
         </w:rPr>
         <w:t xml:space="preserve">{{ </w:t>
       </w:r>
       <w:proofErr w:type="spellStart"/>
       <w:r>
         <w:rPr>
-          <w:rFonts w:cs="B Nazanin"/>
-          <w:b/>
-          <w:bCs/>
-          <w:sz w:val="24"/>
+          <w:rFonts w:ascii="B Nazanin" w:hAnsi="B Nazanin" w:cs="B Nazanin"/>
+          <w:b/>
+          <w:bCs/>
+          <w:sz w:val="22"/>
+          <w:szCs w:val="22"/>
         </w:rPr>
         <w:t>soldier.father_name</w:t>
       </w:r>
       <w:proofErr w:type="spellEnd"/>
       <w:r>
         <w:rPr>
-          <w:rFonts w:cs="B Nazanin"/>
-          <w:b/>
-          <w:bCs/>
-          <w:sz w:val="24"/>
+          <w:rFonts w:ascii="B Nazanin" w:hAnsi="B Nazanin" w:cs="B Nazanin"/>
+          <w:b/>
+          <w:bCs/>
+          <w:sz w:val="22"/>
+          <w:szCs w:val="22"/>
         </w:rPr>
         <w:t xml:space="preserve"> }}</w:t>
       </w:r>
       <w:r>
         <w:rPr>
-          <w:rFonts w:cs="B Nazanin" w:hint="cs"/>
-          <w:b/>
-          <w:bCs/>
-          <w:sz w:val="24"/>
+          <w:rFonts w:ascii="B Nazanin" w:hAnsi="B Nazanin" w:cs="B Nazanin" w:hint="cs"/>
+          <w:b/>
+          <w:bCs/>
+          <w:sz w:val="22"/>
+          <w:szCs w:val="22"/>
           <w:rtl/>
         </w:rPr>
         <w:t xml:space="preserve"> </w:t>
       </w:r>
       <w:r>
         <w:rPr>
-          <w:rFonts w:cs="B Nazanin" w:hint="cs"/>
-          <w:b/>
-          <w:bCs/>
-          <w:sz w:val="24"/>
+          <w:rFonts w:ascii="B Nazanin" w:hAnsi="B Nazanin" w:cs="B Nazanin" w:hint="cs"/>
+          <w:b/>
+          <w:bCs/>
+          <w:sz w:val="22"/>
+          <w:szCs w:val="22"/>
           <w:rtl/>
         </w:rPr>
         <w:t>کد ملی</w:t>
       </w:r>
       <w:r>
         <w:rPr>
-          <w:rFonts w:cs="B Nazanin" w:hint="cs"/>
-          <w:b/>
-          <w:bCs/>
-          <w:sz w:val="24"/>
+          <w:rFonts w:ascii="B Nazanin" w:hAnsi="B Nazanin" w:cs="B Nazanin" w:hint="cs"/>
+          <w:b/>
+          <w:bCs/>
+          <w:sz w:val="22"/>
+          <w:szCs w:val="22"/>
           <w:rtl/>
         </w:rPr>
         <w:t>:</w:t>
       </w:r>
       <w:r>
         <w:rPr>
-          <w:rFonts w:cs="B Nazanin" w:hint="cs"/>
-          <w:b/>
-          <w:bCs/>
-          <w:sz w:val="24"/>
+          <w:rFonts w:ascii="B Nazanin" w:hAnsi="B Nazanin" w:cs="B Nazanin" w:hint="cs"/>
+          <w:b/>
+          <w:bCs/>
+          <w:sz w:val="22"/>
+          <w:szCs w:val="22"/>
           <w:rtl/>
         </w:rPr>
         <w:t xml:space="preserve"> </w:t>
       </w:r>
       <w:r>
         <w:rPr>
-          <w:rFonts w:cs="B Titr"/>
-          <w:b/>
-          <w:bCs/>
-          <w:sz w:val="24"/>
+          <w:rFonts w:ascii="B Nazanin" w:hAnsi="B Nazanin" w:cs="B Nazanin"/>
+          <w:b/>
+          <w:bCs/>
+          <w:sz w:val="22"/>
+          <w:szCs w:val="22"/>
           <w:lang w:bidi="fa-IR"/>
         </w:rPr>
         <w:t xml:space="preserve">{{ </w:t>
@@ -784,398 +896,732 @@
       <w:proofErr w:type="spellStart"/>
       <w:r>
         <w:rPr>
-          <w:rFonts w:cs="B Titr"/>
-          <w:b/>
-          <w:bCs/>
-          <w:sz w:val="24"/>
+          <w:rFonts w:ascii="B Nazanin" w:hAnsi="B Nazanin" w:cs="B Nazanin"/>
+          <w:b/>
+          <w:bCs/>
+          <w:sz w:val="22"/>
+          <w:szCs w:val="22"/>
           <w:lang w:bidi="fa-IR"/>
         </w:rPr>
         <w:t>soldier.national_code</w:t>
       </w:r>
+      <w:r>
+        <w:rPr>
+          <w:rFonts w:ascii="B Nazanin" w:hAnsi="B Nazanin" w:cs="B Nazanin"/>
+          <w:b/>
+          <w:bCs/>
+          <w:sz w:val="22"/>
+          <w:szCs w:val="22"/>
+          <w:lang w:bidi="fa-IR"/>
+        </w:rPr>
+        <w:t>|fa_num</w:t>
+      </w:r>
       <w:proofErr w:type="spellEnd"/>
       <w:r>
         <w:rPr>
-          <w:rFonts w:cs="B Titr"/>
-          <w:b/>
-          <w:bCs/>
-          <w:sz w:val="24"/>
+          <w:rFonts w:ascii="B Nazanin" w:hAnsi="B Nazanin" w:cs="B Nazanin"/>
+          <w:b/>
+          <w:bCs/>
+          <w:sz w:val="22"/>
+          <w:szCs w:val="22"/>
           <w:lang w:bidi="fa-IR"/>
         </w:rPr>
         <w:t xml:space="preserve"> }}</w:t>
       </w:r>
       <w:r>
         <w:rPr>
-          <w:rFonts w:cs="B Titr" w:hint="cs"/>
-          <w:b/>
-          <w:bCs/>
-          <w:sz w:val="24"/>
+          <w:rFonts w:ascii="B Nazanin" w:hAnsi="B Nazanin" w:cs="B Nazanin" w:hint="cs"/>
+          <w:b/>
+          <w:bCs/>
+          <w:sz w:val="22"/>
+          <w:szCs w:val="22"/>
           <w:rtl/>
           <w:lang w:bidi="fa-IR"/>
         </w:rPr>
+        <w:t xml:space="preserve"> محل صدور</w:t>
+      </w:r>
+      <w:r>
+        <w:rPr>
+          <w:rFonts w:ascii="B Nazanin" w:hAnsi="B Nazanin" w:cs="B Nazanin" w:hint="cs"/>
+          <w:b/>
+          <w:bCs/>
+          <w:sz w:val="22"/>
+          <w:szCs w:val="22"/>
+          <w:rtl/>
+        </w:rPr>
+        <w:t xml:space="preserve">: </w:t>
+      </w:r>
+      <w:r>
+        <w:rPr>
+          <w:rFonts w:ascii="B Nazanin" w:hAnsi="B Nazanin" w:cs="B Nazanin"/>
+          <w:b/>
+          <w:bCs/>
+          <w:sz w:val="22"/>
+          <w:szCs w:val="22"/>
+          <w:lang w:bidi="fa-IR"/>
+        </w:rPr>
+        <w:t xml:space="preserve">{{ </w:t>
+      </w:r>
+      <w:proofErr w:type="spellStart"/>
+      <w:r>
+        <w:rPr>
+          <w:rFonts w:ascii="B Nazanin" w:hAnsi="B Nazanin" w:cs="B Nazanin"/>
+          <w:b/>
+          <w:bCs/>
+          <w:sz w:val="22"/>
+          <w:szCs w:val="22"/>
+          <w:lang w:bidi="fa-IR"/>
+        </w:rPr>
+        <w:t>soldier.issue_place</w:t>
+      </w:r>
+      <w:proofErr w:type="spellEnd"/>
+      <w:r>
+        <w:rPr>
+          <w:rFonts w:ascii="B Nazanin" w:hAnsi="B Nazanin" w:cs="B Nazanin"/>
+          <w:b/>
+          <w:bCs/>
+          <w:sz w:val="22"/>
+          <w:szCs w:val="22"/>
+          <w:lang w:bidi="fa-IR"/>
+        </w:rPr>
+        <w:t xml:space="preserve"> }}</w:t>
+      </w:r>
+      <w:r>
+        <w:rPr>
+          <w:rFonts w:ascii="B Nazanin" w:hAnsi="B Nazanin" w:cs="B Nazanin" w:hint="cs"/>
+          <w:b/>
+          <w:bCs/>
+          <w:sz w:val="22"/>
+          <w:szCs w:val="22"/>
+          <w:rtl/>
+        </w:rPr>
         <w:t xml:space="preserve"> </w:t>
       </w:r>
       <w:r>
         <w:rPr>
-          <w:rFonts w:cs="B Nazanin" w:hint="cs"/>
-          <w:sz w:val="24"/>
-          <w:rtl/>
+          <w:rFonts w:ascii="B Nazanin" w:hAnsi="B Nazanin" w:cs="B Nazanin" w:hint="cs"/>
+          <w:b/>
+          <w:bCs/>
+          <w:sz w:val="22"/>
+          <w:szCs w:val="22"/>
+          <w:rtl/>
+        </w:rPr>
+        <w:t xml:space="preserve">عضويت </w:t>
+      </w:r>
+      <w:r>
+        <w:rPr>
+          <w:rFonts w:ascii="B Nazanin" w:hAnsi="B Nazanin" w:cs="B Nazanin" w:hint="cs"/>
+          <w:b/>
+          <w:bCs/>
+          <w:sz w:val="22"/>
+          <w:szCs w:val="22"/>
+          <w:rtl/>
+        </w:rPr>
+        <w:t>سرباز</w:t>
+      </w:r>
+      <w:r>
+        <w:rPr>
+          <w:rFonts w:ascii="B Nazanin" w:hAnsi="B Nazanin" w:cs="B Nazanin" w:hint="cs"/>
+          <w:b/>
+          <w:bCs/>
+          <w:sz w:val="22"/>
+          <w:szCs w:val="22"/>
+          <w:rtl/>
+        </w:rPr>
+        <w:t xml:space="preserve"> </w:t>
+      </w:r>
+      <w:r>
+        <w:rPr>
+          <w:rFonts w:ascii="B Nazanin" w:hAnsi="B Nazanin" w:cs="B Nazanin" w:hint="cs"/>
+          <w:b/>
+          <w:bCs/>
+          <w:sz w:val="22"/>
+          <w:szCs w:val="22"/>
+          <w:rtl/>
+        </w:rPr>
+        <w:t>وظیفه</w:t>
+      </w:r>
+      <w:r>
+        <w:rPr>
+          <w:rFonts w:ascii="B Nazanin" w:hAnsi="B Nazanin" w:cs="B Nazanin" w:hint="cs"/>
+          <w:b/>
+          <w:bCs/>
+          <w:sz w:val="22"/>
+          <w:szCs w:val="22"/>
+          <w:rtl/>
+        </w:rPr>
+        <w:t xml:space="preserve"> </w:t>
+      </w:r>
+      <w:r>
+        <w:rPr>
+          <w:rFonts w:ascii="B Nazanin" w:hAnsi="B Nazanin" w:cs="B Nazanin" w:hint="cs"/>
+          <w:b/>
+          <w:bCs/>
+          <w:sz w:val="22"/>
+          <w:szCs w:val="22"/>
+          <w:rtl/>
+        </w:rPr>
+        <w:t>کد</w:t>
+      </w:r>
+      <w:r>
+        <w:rPr>
+          <w:rFonts w:ascii="B Nazanin" w:hAnsi="B Nazanin" w:cs="B Nazanin" w:hint="cs"/>
+          <w:b/>
+          <w:bCs/>
+          <w:sz w:val="22"/>
+          <w:szCs w:val="22"/>
+          <w:rtl/>
+        </w:rPr>
+        <w:t xml:space="preserve"> </w:t>
+      </w:r>
+      <w:r>
+        <w:rPr>
+          <w:rFonts w:ascii="B Nazanin" w:hAnsi="B Nazanin" w:cs="B Nazanin" w:hint="cs"/>
+          <w:b/>
+          <w:bCs/>
+          <w:sz w:val="22"/>
+          <w:szCs w:val="22"/>
+          <w:rtl/>
+        </w:rPr>
+        <w:t>پ</w:t>
+      </w:r>
+      <w:r>
+        <w:rPr>
+          <w:rFonts w:ascii="B Nazanin" w:hAnsi="B Nazanin" w:cs="B Nazanin" w:hint="cs"/>
+          <w:b/>
+          <w:bCs/>
+          <w:sz w:val="22"/>
+          <w:szCs w:val="22"/>
+          <w:rtl/>
+        </w:rPr>
+        <w:t>اسداري</w:t>
+      </w:r>
+      <w:r>
+        <w:rPr>
+          <w:rFonts w:ascii="B Nazanin" w:hAnsi="B Nazanin" w:cs="B Nazanin" w:hint="cs"/>
+          <w:b/>
+          <w:bCs/>
+          <w:sz w:val="22"/>
+          <w:szCs w:val="22"/>
+          <w:rtl/>
+        </w:rPr>
+        <w:t>:</w:t>
+      </w:r>
+      <w:r>
+        <w:rPr>
+          <w:rFonts w:ascii="B Nazanin" w:hAnsi="B Nazanin" w:cs="B Nazanin"/>
+          <w:b/>
+          <w:bCs/>
+          <w:color w:val="000000"/>
+          <w:sz w:val="22"/>
+          <w:szCs w:val="22"/>
           <w:lang w:bidi="fa-IR"/>
         </w:rPr>
-        <w:t>محل صدور</w:t>
-      </w:r>
-      <w:r>
-        <w:rPr>
-          <w:rFonts w:cs="B Nazanin" w:hint="cs"/>
-          <w:b/>
-          <w:bCs/>
-          <w:sz w:val="24"/>
-          <w:rtl/>
-        </w:rPr>
-        <w:t xml:space="preserve">: </w:t>
-      </w:r>
-      <w:r>
-        <w:rPr>
-          <w:rFonts w:cs="B Titr"/>
-          <w:b/>
-          <w:bCs/>
-          <w:sz w:val="24"/>
+        <w:t xml:space="preserve">{{ </w:t>
+      </w:r>
+      <w:proofErr w:type="spellStart"/>
+      <w:r>
+        <w:rPr>
+          <w:rFonts w:ascii="B Nazanin" w:hAnsi="B Nazanin" w:cs="B Nazanin"/>
+          <w:b/>
+          <w:bCs/>
+          <w:color w:val="000000"/>
+          <w:sz w:val="22"/>
+          <w:szCs w:val="22"/>
           <w:lang w:bidi="fa-IR"/>
         </w:rPr>
+        <w:t>soldier.guard_code</w:t>
+      </w:r>
+      <w:r>
+        <w:rPr>
+          <w:rFonts w:ascii="B Nazanin" w:hAnsi="B Nazanin" w:cs="B Nazanin"/>
+          <w:b/>
+          <w:bCs/>
+          <w:szCs w:val="20"/>
+          <w:lang w:bidi="fa-IR"/>
+        </w:rPr>
+        <w:t>|fa_num</w:t>
+      </w:r>
+      <w:proofErr w:type="spellEnd"/>
+      <w:r>
+        <w:rPr>
+          <w:rFonts w:ascii="B Nazanin" w:hAnsi="B Nazanin" w:cs="B Nazanin"/>
+          <w:b/>
+          <w:bCs/>
+          <w:color w:val="000000"/>
+          <w:sz w:val="22"/>
+          <w:szCs w:val="22"/>
+          <w:lang w:bidi="fa-IR"/>
+        </w:rPr>
+        <w:t xml:space="preserve"> }}</w:t>
+      </w:r>
+      <w:r>
+        <w:rPr>
+          <w:rFonts w:ascii="B Nazanin" w:hAnsi="B Nazanin" w:cs="B Nazanin" w:hint="cs"/>
+          <w:b/>
+          <w:bCs/>
+          <w:color w:val="000000"/>
+          <w:sz w:val="22"/>
+          <w:szCs w:val="22"/>
+          <w:rtl/>
+          <w:lang w:bidi="fa-IR"/>
+        </w:rPr>
+        <w:t xml:space="preserve"> </w:t>
+      </w:r>
+      <w:r>
+        <w:rPr>
+          <w:rFonts w:ascii="B Nazanin" w:hAnsi="B Nazanin" w:cs="B Nazanin" w:hint="cs"/>
+          <w:b/>
+          <w:bCs/>
+          <w:sz w:val="22"/>
+          <w:szCs w:val="22"/>
+          <w:rtl/>
+        </w:rPr>
+        <w:t xml:space="preserve">شروع </w:t>
+      </w:r>
+      <w:r>
+        <w:rPr>
+          <w:rFonts w:ascii="B Nazanin" w:hAnsi="B Nazanin" w:cs="B Nazanin" w:hint="cs"/>
+          <w:b/>
+          <w:bCs/>
+          <w:sz w:val="22"/>
+          <w:szCs w:val="22"/>
+          <w:rtl/>
+        </w:rPr>
+        <w:t>خدمت</w:t>
+      </w:r>
+      <w:r>
+        <w:rPr>
+          <w:rFonts w:ascii="B Nazanin" w:hAnsi="B Nazanin" w:cs="B Nazanin" w:hint="cs"/>
+          <w:color w:val="FF0000"/>
+          <w:sz w:val="22"/>
+          <w:szCs w:val="22"/>
+          <w:shd w:val="clear" w:color="auto" w:fill="FFFFFF"/>
+          <w:rtl/>
+        </w:rPr>
+        <w:t xml:space="preserve"> </w:t>
+      </w:r>
+      <w:r>
+        <w:rPr>
+          <w:rFonts w:ascii="B Nazanin" w:hAnsi="B Nazanin" w:cs="B Nazanin" w:hint="cs"/>
+          <w:b/>
+          <w:bCs/>
+          <w:sz w:val="22"/>
+          <w:szCs w:val="22"/>
+          <w:rtl/>
+        </w:rPr>
+        <w:t xml:space="preserve"> ايشان</w:t>
+      </w:r>
+      <w:r>
+        <w:rPr>
+          <w:rFonts w:ascii="B Nazanin" w:hAnsi="B Nazanin" w:cs="B Nazanin" w:hint="cs"/>
+          <w:b/>
+          <w:bCs/>
+          <w:sz w:val="22"/>
+          <w:szCs w:val="22"/>
+          <w:rtl/>
+        </w:rPr>
+        <w:t xml:space="preserve"> </w:t>
+      </w:r>
+      <w:r>
+        <w:rPr>
+          <w:rFonts w:ascii="B Nazanin" w:hAnsi="B Nazanin" w:cs="B Nazanin"/>
+          <w:b/>
+          <w:bCs/>
+          <w:sz w:val="22"/>
+          <w:szCs w:val="22"/>
+        </w:rPr>
         <w:t xml:space="preserve">{{ </w:t>
       </w:r>
       <w:proofErr w:type="spellStart"/>
       <w:r>
         <w:rPr>
-          <w:rFonts w:cs="B Titr"/>
-          <w:b/>
-          <w:bCs/>
-          <w:sz w:val="24"/>
+          <w:rFonts w:ascii="B Nazanin" w:hAnsi="B Nazanin" w:cs="B Nazanin"/>
+          <w:b/>
+          <w:bCs/>
+          <w:sz w:val="22"/>
+          <w:szCs w:val="22"/>
+        </w:rPr>
+        <w:t>soldier.service_start_date|</w:t>
+      </w:r>
+      <w:r>
+        <w:rPr>
+          <w:rFonts w:ascii="B Nazanin" w:hAnsi="B Nazanin" w:cs="B Nazanin"/>
+          <w:b/>
+          <w:bCs/>
+          <w:szCs w:val="20"/>
+        </w:rPr>
+        <w:t>jalali</w:t>
+      </w:r>
+      <w:r>
+        <w:rPr>
+          <w:rFonts w:ascii="B Nazanin" w:hAnsi="B Nazanin" w:cs="B Nazanin"/>
+          <w:b/>
+          <w:bCs/>
+          <w:szCs w:val="20"/>
           <w:lang w:bidi="fa-IR"/>
         </w:rPr>
-        <w:t>soldier.issue_place</w:t>
+        <w:t>|fa_num</w:t>
       </w:r>
       <w:proofErr w:type="spellEnd"/>
       <w:r>
         <w:rPr>
-          <w:rFonts w:cs="B Titr"/>
-          <w:b/>
-          <w:bCs/>
-          <w:sz w:val="24"/>
-          <w:lang w:bidi="fa-IR"/>
+          <w:rFonts w:ascii="B Nazanin" w:hAnsi="B Nazanin" w:cs="B Nazanin"/>
+          <w:b/>
+          <w:bCs/>
+          <w:sz w:val="22"/>
+          <w:szCs w:val="22"/>
         </w:rPr>
         <w:t xml:space="preserve"> }}</w:t>
       </w:r>
       <w:r>
         <w:rPr>
-          <w:rFonts w:cs="B Nazanin" w:hint="cs"/>
-          <w:b/>
-          <w:bCs/>
-          <w:sz w:val="24"/>
+          <w:rFonts w:ascii="B Nazanin" w:hAnsi="B Nazanin" w:cs="B Nazanin" w:hint="cs"/>
+          <w:b/>
+          <w:bCs/>
+          <w:sz w:val="22"/>
+          <w:szCs w:val="22"/>
           <w:rtl/>
         </w:rPr>
         <w:t xml:space="preserve"> </w:t>
       </w:r>
       <w:r>
         <w:rPr>
-          <w:rFonts w:cs="B Nazanin" w:hint="cs"/>
-          <w:b/>
-          <w:bCs/>
-          <w:sz w:val="24"/>
-          <w:rtl/>
-        </w:rPr>
-        <w:t xml:space="preserve">عضويت </w:t>
-      </w:r>
-      <w:r>
-        <w:rPr>
-          <w:rFonts w:cs="B Nazanin" w:hint="cs"/>
-          <w:b/>
-          <w:bCs/>
-          <w:sz w:val="24"/>
-          <w:rtl/>
-        </w:rPr>
-        <w:t>سرباز</w:t>
-      </w:r>
-      <w:r>
-        <w:rPr>
-          <w:rFonts w:cs="B Nazanin" w:hint="cs"/>
-          <w:b/>
-          <w:bCs/>
-          <w:sz w:val="24"/>
+          <w:rFonts w:ascii="B Nazanin" w:hAnsi="B Nazanin" w:cs="B Nazanin" w:hint="cs"/>
+          <w:b/>
+          <w:bCs/>
+          <w:sz w:val="22"/>
+          <w:szCs w:val="22"/>
+          <w:rtl/>
+        </w:rPr>
+        <w:t>مي باشد</w:t>
+      </w:r>
+      <w:r>
+        <w:rPr>
+          <w:rFonts w:ascii="B Nazanin" w:hAnsi="B Nazanin" w:cs="B Nazanin" w:hint="cs"/>
+          <w:b/>
+          <w:bCs/>
+          <w:sz w:val="22"/>
+          <w:szCs w:val="22"/>
+          <w:rtl/>
+        </w:rPr>
+        <w:t xml:space="preserve"> نامبرده </w:t>
+      </w:r>
+      <w:r>
+        <w:rPr>
+          <w:rFonts w:ascii="B Nazanin" w:hAnsi="B Nazanin" w:cs="B Nazanin" w:hint="cs"/>
+          <w:b/>
+          <w:bCs/>
+          <w:sz w:val="22"/>
+          <w:szCs w:val="22"/>
+          <w:rtl/>
+        </w:rPr>
+        <w:t xml:space="preserve">جهت تسويه حساب معرفي مي </w:t>
+      </w:r>
+      <w:r>
+        <w:rPr>
+          <w:rFonts w:ascii="B Nazanin" w:hAnsi="B Nazanin" w:cs="B Nazanin" w:hint="cs"/>
+          <w:b/>
+          <w:bCs/>
+          <w:sz w:val="22"/>
+          <w:szCs w:val="22"/>
+          <w:rtl/>
+        </w:rPr>
+        <w:t>گردد.</w:t>
+      </w:r>
+      <w:r>
+        <w:rPr>
+          <w:rFonts w:ascii="B Nazanin" w:hAnsi="B Nazanin" w:cs="B Nazanin" w:hint="cs"/>
+          <w:b/>
+          <w:bCs/>
+          <w:sz w:val="22"/>
+          <w:szCs w:val="22"/>
           <w:rtl/>
         </w:rPr>
         <w:t xml:space="preserve"> </w:t>
       </w:r>
       <w:r>
         <w:rPr>
-          <w:rFonts w:cs="B Nazanin" w:hint="cs"/>
-          <w:b/>
-          <w:bCs/>
-          <w:sz w:val="24"/>
-          <w:rtl/>
-        </w:rPr>
-        <w:t>وظیفه</w:t>
-      </w:r>
-      <w:r>
-        <w:rPr>
-          <w:rFonts w:cs="B Nazanin" w:hint="cs"/>
-          <w:b/>
-          <w:bCs/>
-          <w:sz w:val="24"/>
+          <w:rFonts w:ascii="B Nazanin" w:hAnsi="B Nazanin" w:cs="B Nazanin" w:hint="cs"/>
+          <w:b/>
+          <w:bCs/>
+          <w:sz w:val="22"/>
+          <w:szCs w:val="22"/>
+          <w:rtl/>
+        </w:rPr>
+        <w:t>(نامبرده</w:t>
+      </w:r>
+      <w:r>
+        <w:rPr>
+          <w:rFonts w:ascii="B Nazanin" w:hAnsi="B Nazanin" w:cs="B Nazanin" w:hint="cs"/>
+          <w:b/>
+          <w:bCs/>
+          <w:sz w:val="22"/>
+          <w:szCs w:val="22"/>
           <w:rtl/>
         </w:rPr>
         <w:t xml:space="preserve"> </w:t>
       </w:r>
       <w:r>
         <w:rPr>
-          <w:rFonts w:cs="B Nazanin" w:hint="cs"/>
-          <w:b/>
-          <w:bCs/>
-          <w:sz w:val="24"/>
-          <w:rtl/>
-        </w:rPr>
-        <w:t>کد</w:t>
-      </w:r>
-      <w:r>
-        <w:rPr>
-          <w:rFonts w:cs="B Nazanin" w:hint="cs"/>
-          <w:b/>
-          <w:bCs/>
-          <w:sz w:val="24"/>
+          <w:rFonts w:ascii="B Nazanin" w:hAnsi="B Nazanin" w:cs="B Nazanin" w:hint="cs"/>
+          <w:b/>
+          <w:bCs/>
+          <w:color w:val="FF0000"/>
+          <w:sz w:val="22"/>
+          <w:szCs w:val="22"/>
+          <w:rtl/>
+        </w:rPr>
+        <w:t>*</w:t>
+      </w:r>
+      <w:r>
+        <w:rPr>
+          <w:rFonts w:ascii="B Nazanin" w:hAnsi="B Nazanin" w:cs="B Nazanin" w:hint="cs"/>
+          <w:b/>
+          <w:bCs/>
+          <w:sz w:val="22"/>
+          <w:szCs w:val="22"/>
           <w:rtl/>
         </w:rPr>
         <w:t xml:space="preserve"> </w:t>
       </w:r>
       <w:r>
         <w:rPr>
-          <w:rFonts w:cs="B Nazanin" w:hint="cs"/>
-          <w:b/>
-          <w:bCs/>
-          <w:sz w:val="24"/>
-          <w:rtl/>
-        </w:rPr>
-        <w:t>پ</w:t>
-      </w:r>
-      <w:r>
-        <w:rPr>
-          <w:rFonts w:cs="B Nazanin" w:hint="cs"/>
-          <w:b/>
-          <w:bCs/>
-          <w:sz w:val="24"/>
-          <w:rtl/>
-        </w:rPr>
-        <w:t>اسداري</w:t>
-      </w:r>
-      <w:r>
-        <w:rPr>
-          <w:rFonts w:cs="B Nazanin" w:hint="cs"/>
-          <w:b/>
-          <w:bCs/>
-          <w:sz w:val="24"/>
-          <w:rtl/>
-        </w:rPr>
-        <w:t>:</w:t>
-      </w:r>
-      <w:r>
-        <w:rPr>
-          <w:rFonts w:cs="B Nazanin"/>
-          <w:b/>
-          <w:bCs/>
-          <w:color w:val="000000"/>
-          <w:sz w:val="24"/>
-          <w:lang w:bidi="fa-IR"/>
-        </w:rPr>
-        <w:t xml:space="preserve">{{ </w:t>
-      </w:r>
-      <w:proofErr w:type="spellStart"/>
-      <w:r>
-        <w:rPr>
-          <w:rFonts w:cs="B Nazanin"/>
-          <w:b/>
-          <w:bCs/>
-          <w:color w:val="000000"/>
-          <w:sz w:val="24"/>
-          <w:lang w:bidi="fa-IR"/>
-        </w:rPr>
-        <w:t>soldier.guard_code</w:t>
-      </w:r>
-      <w:proofErr w:type="spellEnd"/>
-      <w:r>
-        <w:rPr>
-          <w:rFonts w:cs="B Nazanin"/>
-          <w:b/>
-          <w:bCs/>
-          <w:color w:val="000000"/>
-          <w:sz w:val="24"/>
-          <w:lang w:bidi="fa-IR"/>
-        </w:rPr>
-        <w:t xml:space="preserve"> }}</w:t>
-      </w:r>
-      <w:r>
-        <w:rPr>
-          <w:rFonts w:cs="B Titr" w:hint="cs"/>
-          <w:b/>
-          <w:bCs/>
-          <w:color w:val="000000"/>
-          <w:sz w:val="24"/>
-          <w:rtl/>
-          <w:lang w:bidi="fa-IR"/>
+          <w:rFonts w:ascii="B Nazanin" w:hAnsi="B Nazanin" w:cs="B Nazanin" w:hint="cs"/>
+          <w:b/>
+          <w:bCs/>
+          <w:sz w:val="22"/>
+          <w:szCs w:val="22"/>
+          <w:rtl/>
+        </w:rPr>
+        <w:t>روز</w:t>
+      </w:r>
+      <w:r>
+        <w:rPr>
+          <w:rFonts w:ascii="B Nazanin" w:hAnsi="B Nazanin" w:cs="B Nazanin" w:hint="cs"/>
+          <w:b/>
+          <w:bCs/>
+          <w:sz w:val="22"/>
+          <w:szCs w:val="22"/>
+          <w:rtl/>
         </w:rPr>
         <w:t xml:space="preserve"> </w:t>
       </w:r>
       <w:r>
         <w:rPr>
-          <w:rFonts w:cs="B Nazanin" w:hint="cs"/>
-          <w:b/>
-          <w:bCs/>
-          <w:sz w:val="24"/>
-          <w:rtl/>
-        </w:rPr>
-        <w:t xml:space="preserve">شروع </w:t>
-      </w:r>
-      <w:r>
-        <w:rPr>
-          <w:rFonts w:cs="B Nazanin" w:hint="cs"/>
-          <w:b/>
-          <w:bCs/>
-          <w:sz w:val="24"/>
-          <w:rtl/>
-        </w:rPr>
-        <w:t>خدمت</w:t>
-      </w:r>
-      <w:r>
-        <w:rPr>
-          <w:rFonts w:ascii="irsans" w:hAnsi="irsans" w:hint="cs"/>
+          <w:rFonts w:ascii="B Nazanin" w:hAnsi="B Nazanin" w:cs="B Nazanin" w:hint="cs"/>
+          <w:b/>
+          <w:bCs/>
+          <w:sz w:val="22"/>
+          <w:szCs w:val="22"/>
+          <w:rtl/>
+        </w:rPr>
+        <w:t>اضافه سنواتی و</w:t>
+      </w:r>
+      <w:r>
+        <w:rPr>
+          <w:rFonts w:ascii="B Nazanin" w:hAnsi="B Nazanin" w:cs="B Nazanin" w:hint="cs"/>
+          <w:b/>
+          <w:bCs/>
+          <w:sz w:val="22"/>
+          <w:szCs w:val="22"/>
+          <w:rtl/>
+        </w:rPr>
+        <w:t xml:space="preserve"> </w:t>
+      </w:r>
+      <w:r>
+        <w:rPr>
+          <w:rFonts w:ascii="B Nazanin" w:hAnsi="B Nazanin" w:cs="B Nazanin" w:hint="cs"/>
+          <w:b/>
+          <w:bCs/>
           <w:color w:val="FF0000"/>
-          <w:sz w:val="17"/>
-          <w:szCs w:val="17"/>
-          <w:shd w:val="clear" w:color="auto" w:fill="FFFFFF"/>
+          <w:sz w:val="22"/>
+          <w:szCs w:val="22"/>
+          <w:rtl/>
+        </w:rPr>
+        <w:t>*</w:t>
+      </w:r>
+      <w:r>
+        <w:rPr>
+          <w:rFonts w:ascii="B Nazanin" w:hAnsi="B Nazanin" w:cs="B Nazanin" w:hint="cs"/>
+          <w:b/>
+          <w:bCs/>
+          <w:sz w:val="22"/>
+          <w:szCs w:val="22"/>
           <w:rtl/>
         </w:rPr>
         <w:t xml:space="preserve"> </w:t>
       </w:r>
       <w:r>
         <w:rPr>
-          <w:rFonts w:cs="B Nazanin" w:hint="cs"/>
-          <w:b/>
-          <w:bCs/>
-          <w:sz w:val="24"/>
-          <w:rtl/>
-        </w:rPr>
-        <w:t xml:space="preserve"> ايشان</w:t>
-      </w:r>
-      <w:r>
-        <w:rPr>
-          <w:rFonts w:cs="B Nazanin" w:hint="cs"/>
-          <w:b/>
-          <w:bCs/>
-          <w:sz w:val="24"/>
+          <w:rFonts w:ascii="B Nazanin" w:hAnsi="B Nazanin" w:cs="B Nazanin" w:hint="cs"/>
+          <w:b/>
+          <w:bCs/>
+          <w:sz w:val="22"/>
+          <w:szCs w:val="22"/>
+          <w:rtl/>
+        </w:rPr>
+        <w:t xml:space="preserve">روزبخشش اضافه سنواتی </w:t>
+      </w:r>
+      <w:r>
+        <w:rPr>
+          <w:rFonts w:ascii="B Nazanin" w:hAnsi="B Nazanin" w:cs="B Nazanin" w:hint="cs"/>
+          <w:b/>
+          <w:bCs/>
+          <w:sz w:val="22"/>
+          <w:szCs w:val="22"/>
+          <w:rtl/>
+        </w:rPr>
+        <w:t>)</w:t>
+      </w:r>
+      <w:r>
+        <w:rPr>
+          <w:rFonts w:ascii="B Nazanin" w:hAnsi="B Nazanin" w:cs="B Nazanin" w:hint="cs"/>
+          <w:b/>
+          <w:bCs/>
+          <w:sz w:val="22"/>
+          <w:szCs w:val="22"/>
           <w:rtl/>
         </w:rPr>
         <w:t xml:space="preserve"> </w:t>
       </w:r>
       <w:r>
         <w:rPr>
-          <w:rFonts w:cs="B Nazanin"/>
-          <w:b/>
-          <w:bCs/>
-          <w:sz w:val="24"/>
-        </w:rPr>
-        <w:t xml:space="preserve">{{ </w:t>
-      </w:r>
-      <w:proofErr w:type="spellStart"/>
-      <w:r>
-        <w:rPr>
-          <w:rFonts w:cs="B Nazanin"/>
-          <w:b/>
-          <w:bCs/>
-          <w:sz w:val="24"/>
-        </w:rPr>
-        <w:t>soldier.service_start_date|jalali</w:t>
-      </w:r>
-      <w:proofErr w:type="spellEnd"/>
-      <w:r>
-        <w:rPr>
-          <w:rFonts w:cs="B Nazanin"/>
-          <w:b/>
-          <w:bCs/>
-          <w:sz w:val="24"/>
-        </w:rPr>
-        <w:t xml:space="preserve"> }}</w:t>
-      </w:r>
-      <w:r>
-        <w:rPr>
-          <w:rFonts w:cs="B Nazanin" w:hint="cs"/>
-          <w:b/>
-          <w:bCs/>
-          <w:sz w:val="24"/>
+          <w:rFonts w:ascii="B Nazanin" w:hAnsi="B Nazanin" w:cs="B Nazanin" w:hint="cs"/>
+          <w:b/>
+          <w:bCs/>
+          <w:sz w:val="22"/>
+          <w:szCs w:val="22"/>
+          <w:rtl/>
+        </w:rPr>
+        <w:t>و</w:t>
+      </w:r>
+      <w:r>
+        <w:rPr>
+          <w:rFonts w:ascii="B Nazanin" w:hAnsi="B Nazanin" w:cs="B Nazanin" w:hint="cs"/>
+          <w:b/>
+          <w:bCs/>
+          <w:sz w:val="22"/>
+          <w:szCs w:val="22"/>
           <w:rtl/>
         </w:rPr>
         <w:t xml:space="preserve"> </w:t>
       </w:r>
       <w:r>
         <w:rPr>
-          <w:rFonts w:cs="B Nazanin" w:hint="cs"/>
-          <w:b/>
-          <w:bCs/>
-          <w:sz w:val="24"/>
-          <w:rtl/>
-        </w:rPr>
-        <w:t>مي باشد</w:t>
-      </w:r>
-      <w:r>
-        <w:rPr>
-          <w:rFonts w:cs="B Nazanin" w:hint="cs"/>
-          <w:b/>
-          <w:bCs/>
-          <w:sz w:val="24"/>
-          <w:rtl/>
-        </w:rPr>
-        <w:t xml:space="preserve"> نامبرده </w:t>
-      </w:r>
-      <w:r>
-        <w:rPr>
-          <w:rFonts w:cs="B Nazanin" w:hint="cs"/>
-          <w:b/>
-          <w:bCs/>
-          <w:sz w:val="24"/>
-          <w:rtl/>
-        </w:rPr>
-        <w:t xml:space="preserve">جهت تسويه حساب معرفي مي </w:t>
-      </w:r>
-      <w:r>
-        <w:rPr>
-          <w:rFonts w:cs="B Nazanin" w:hint="cs"/>
-          <w:b/>
-          <w:bCs/>
-          <w:sz w:val="24"/>
-          <w:rtl/>
-        </w:rPr>
-        <w:t>گردد.</w:t>
-      </w:r>
-      <w:r>
-        <w:rPr>
-          <w:rFonts w:cs="B Nazanin" w:hint="cs"/>
-          <w:b/>
-          <w:bCs/>
-          <w:sz w:val="24"/>
+          <w:rFonts w:ascii="B Nazanin" w:hAnsi="B Nazanin" w:cs="B Nazanin" w:hint="cs"/>
+          <w:b/>
+          <w:bCs/>
+          <w:sz w:val="22"/>
+          <w:szCs w:val="22"/>
+          <w:rtl/>
+        </w:rPr>
+        <w:t>(</w:t>
+      </w:r>
+      <w:r>
+        <w:rPr>
+          <w:rFonts w:ascii="B Nazanin" w:hAnsi="B Nazanin" w:cs="B Nazanin" w:hint="cs"/>
+          <w:b/>
+          <w:bCs/>
+          <w:color w:val="FF0000"/>
+          <w:sz w:val="22"/>
+          <w:szCs w:val="22"/>
+          <w:rtl/>
+        </w:rPr>
+        <w:t>*</w:t>
+      </w:r>
+      <w:r>
+        <w:rPr>
+          <w:rFonts w:ascii="B Nazanin" w:hAnsi="B Nazanin" w:cs="B Nazanin" w:hint="cs"/>
+          <w:b/>
+          <w:bCs/>
+          <w:sz w:val="22"/>
+          <w:szCs w:val="22"/>
+          <w:rtl/>
+        </w:rPr>
+        <w:t xml:space="preserve"> روز </w:t>
+      </w:r>
+      <w:r>
+        <w:rPr>
+          <w:rFonts w:ascii="B Nazanin" w:hAnsi="B Nazanin" w:cs="B Nazanin" w:hint="cs"/>
+          <w:b/>
+          <w:bCs/>
+          <w:sz w:val="22"/>
+          <w:szCs w:val="22"/>
+          <w:rtl/>
+        </w:rPr>
+        <w:t xml:space="preserve"> خلاء خدمتی </w:t>
+      </w:r>
+      <w:r>
+        <w:rPr>
+          <w:rFonts w:ascii="B Nazanin" w:hAnsi="B Nazanin" w:cs="B Nazanin" w:hint="cs"/>
+          <w:b/>
+          <w:bCs/>
+          <w:sz w:val="22"/>
+          <w:szCs w:val="22"/>
+          <w:rtl/>
+        </w:rPr>
+        <w:t xml:space="preserve">) </w:t>
+      </w:r>
+      <w:r>
+        <w:rPr>
+          <w:rFonts w:ascii="B Nazanin" w:hAnsi="B Nazanin" w:cs="B Nazanin" w:hint="cs"/>
+          <w:b/>
+          <w:bCs/>
+          <w:sz w:val="22"/>
+          <w:szCs w:val="22"/>
+          <w:rtl/>
+        </w:rPr>
+        <w:t>و</w:t>
+      </w:r>
+      <w:r>
+        <w:rPr>
+          <w:rFonts w:ascii="B Nazanin" w:hAnsi="B Nazanin" w:cs="B Nazanin" w:hint="cs"/>
+          <w:b/>
+          <w:bCs/>
+          <w:sz w:val="22"/>
+          <w:szCs w:val="22"/>
+          <w:rtl/>
+        </w:rPr>
+        <w:t xml:space="preserve">     (</w:t>
+      </w:r>
+      <w:r>
+        <w:rPr>
+          <w:rFonts w:ascii="B Nazanin" w:hAnsi="B Nazanin" w:cs="B Nazanin" w:hint="cs"/>
+          <w:b/>
+          <w:bCs/>
+          <w:color w:val="FF0000"/>
+          <w:sz w:val="22"/>
+          <w:szCs w:val="22"/>
+          <w:rtl/>
+        </w:rPr>
+        <w:t>*</w:t>
+      </w:r>
+      <w:r>
+        <w:rPr>
+          <w:rFonts w:ascii="B Nazanin" w:hAnsi="B Nazanin" w:cs="B Nazanin" w:hint="cs"/>
+          <w:b/>
+          <w:bCs/>
+          <w:sz w:val="22"/>
+          <w:szCs w:val="22"/>
           <w:rtl/>
         </w:rPr>
         <w:t xml:space="preserve"> </w:t>
       </w:r>
       <w:r>
         <w:rPr>
-          <w:rFonts w:cs="B Nazanin" w:hint="cs"/>
-          <w:b/>
-          <w:bCs/>
-          <w:sz w:val="22"/>
-          <w:szCs w:val="22"/>
-          <w:rtl/>
-        </w:rPr>
-        <w:t>(نامبرده</w:t>
-      </w:r>
-      <w:r>
-        <w:rPr>
-          <w:rFonts w:cs="B Nazanin" w:hint="cs"/>
+          <w:rFonts w:ascii="B Nazanin" w:hAnsi="B Nazanin" w:cs="B Nazanin" w:hint="cs"/>
+          <w:b/>
+          <w:bCs/>
+          <w:sz w:val="22"/>
+          <w:szCs w:val="22"/>
+          <w:rtl/>
+        </w:rPr>
+        <w:t>روز اضافه انضباطی</w:t>
+      </w:r>
+      <w:r>
+        <w:rPr>
+          <w:rFonts w:ascii="B Nazanin" w:hAnsi="B Nazanin" w:cs="B Nazanin" w:hint="cs"/>
           <w:b/>
           <w:bCs/>
           <w:sz w:val="22"/>
@@ -1186,275 +1632,7 @@
       </w:r>
       <w:r>
         <w:rPr>
-          <w:rFonts w:cs="B Nazanin" w:hint="cs"/>
-          <w:b/>
-          <w:bCs/>
-          <w:color w:val="FF0000"/>
-          <w:sz w:val="22"/>
-          <w:szCs w:val="22"/>
-          <w:rtl/>
-        </w:rPr>
-        <w:t>*</w:t>
-      </w:r>
-      <w:r>
-        <w:rPr>
-          <w:rFonts w:cs="B Nazanin" w:hint="cs"/>
-          <w:b/>
-          <w:bCs/>
-          <w:sz w:val="22"/>
-          <w:szCs w:val="22"/>
-          <w:rtl/>
-        </w:rPr>
-        <w:t xml:space="preserve"> </w:t>
-      </w:r>
-      <w:r>
-        <w:rPr>
-          <w:rFonts w:cs="B Nazanin" w:hint="cs"/>
-          <w:b/>
-          <w:bCs/>
-          <w:sz w:val="22"/>
-          <w:szCs w:val="22"/>
-          <w:rtl/>
-        </w:rPr>
-        <w:t>روز</w:t>
-      </w:r>
-      <w:r>
-        <w:rPr>
-          <w:rFonts w:cs="B Nazanin" w:hint="cs"/>
-          <w:b/>
-          <w:bCs/>
-          <w:sz w:val="22"/>
-          <w:szCs w:val="22"/>
-          <w:rtl/>
-        </w:rPr>
-        <w:t xml:space="preserve"> </w:t>
-      </w:r>
-      <w:r>
-        <w:rPr>
-          <w:rFonts w:cs="B Nazanin" w:hint="cs"/>
-          <w:b/>
-          <w:bCs/>
-          <w:sz w:val="22"/>
-          <w:szCs w:val="22"/>
-          <w:rtl/>
-        </w:rPr>
-        <w:t>اضافه سنواتی و</w:t>
-      </w:r>
-      <w:r>
-        <w:rPr>
-          <w:rFonts w:cs="B Nazanin" w:hint="cs"/>
-          <w:b/>
-          <w:bCs/>
-          <w:sz w:val="22"/>
-          <w:szCs w:val="22"/>
-          <w:rtl/>
-        </w:rPr>
-        <w:t xml:space="preserve"> </w:t>
-      </w:r>
-      <w:r>
-        <w:rPr>
-          <w:rFonts w:cs="B Nazanin" w:hint="cs"/>
-          <w:b/>
-          <w:bCs/>
-          <w:color w:val="FF0000"/>
-          <w:sz w:val="22"/>
-          <w:szCs w:val="22"/>
-          <w:rtl/>
-        </w:rPr>
-        <w:t>*</w:t>
-      </w:r>
-      <w:r>
-        <w:rPr>
-          <w:rFonts w:cs="B Nazanin" w:hint="cs"/>
-          <w:b/>
-          <w:bCs/>
-          <w:sz w:val="22"/>
-          <w:szCs w:val="22"/>
-          <w:rtl/>
-        </w:rPr>
-        <w:t xml:space="preserve"> </w:t>
-      </w:r>
-      <w:r>
-        <w:rPr>
-          <w:rFonts w:cs="B Nazanin" w:hint="cs"/>
-          <w:b/>
-          <w:bCs/>
-          <w:sz w:val="22"/>
-          <w:szCs w:val="22"/>
-          <w:rtl/>
-        </w:rPr>
-        <w:t xml:space="preserve">روزبخشش اضافه سنواتی </w:t>
-      </w:r>
-      <w:r>
-        <w:rPr>
-          <w:rFonts w:cs="B Nazanin" w:hint="cs"/>
-          <w:b/>
-          <w:bCs/>
-          <w:sz w:val="22"/>
-          <w:szCs w:val="22"/>
-          <w:rtl/>
-        </w:rPr>
-        <w:t>)</w:t>
-      </w:r>
-      <w:r>
-        <w:rPr>
-          <w:rFonts w:cs="B Nazanin" w:hint="cs"/>
-          <w:b/>
-          <w:bCs/>
-          <w:sz w:val="22"/>
-          <w:szCs w:val="22"/>
-          <w:rtl/>
-        </w:rPr>
-        <w:t xml:space="preserve"> </w:t>
-      </w:r>
-      <w:r>
-        <w:rPr>
-          <w:rFonts w:cs="B Nazanin" w:hint="cs"/>
-          <w:b/>
-          <w:bCs/>
-          <w:sz w:val="22"/>
-          <w:szCs w:val="22"/>
-          <w:rtl/>
-        </w:rPr>
-        <w:t>و</w:t>
-      </w:r>
-      <w:r>
-        <w:rPr>
-          <w:rFonts w:cs="B Nazanin" w:hint="cs"/>
-          <w:b/>
-          <w:bCs/>
-          <w:sz w:val="22"/>
-          <w:szCs w:val="22"/>
-          <w:rtl/>
-        </w:rPr>
-        <w:t xml:space="preserve"> </w:t>
-      </w:r>
-      <w:r>
-        <w:rPr>
-          <w:rFonts w:cs="B Nazanin" w:hint="cs"/>
-          <w:b/>
-          <w:bCs/>
-          <w:sz w:val="22"/>
-          <w:szCs w:val="22"/>
-          <w:rtl/>
-        </w:rPr>
-        <w:t>(</w:t>
-      </w:r>
-      <w:r>
-        <w:rPr>
-          <w:rFonts w:cs="B Nazanin" w:hint="cs"/>
-          <w:b/>
-          <w:bCs/>
-          <w:color w:val="FF0000"/>
-          <w:sz w:val="22"/>
-          <w:szCs w:val="22"/>
-          <w:rtl/>
-        </w:rPr>
-        <w:t>*</w:t>
-      </w:r>
-      <w:r>
-        <w:rPr>
-          <w:rFonts w:cs="B Nazanin" w:hint="cs"/>
-          <w:b/>
-          <w:bCs/>
-          <w:sz w:val="22"/>
-          <w:szCs w:val="22"/>
-          <w:rtl/>
-        </w:rPr>
-        <w:t xml:space="preserve"> روز </w:t>
-      </w:r>
-      <w:r>
-        <w:rPr>
-          <w:rFonts w:cs="B Nazanin" w:hint="cs"/>
-          <w:b/>
-          <w:bCs/>
-          <w:sz w:val="22"/>
-          <w:szCs w:val="22"/>
-          <w:rtl/>
-        </w:rPr>
-        <w:t xml:space="preserve"> خلاء خدمتی </w:t>
-      </w:r>
-      <w:r>
-        <w:rPr>
-          <w:rFonts w:cs="B Nazanin" w:hint="cs"/>
-          <w:b/>
-          <w:bCs/>
-          <w:sz w:val="22"/>
-          <w:szCs w:val="22"/>
-          <w:rtl/>
-        </w:rPr>
-        <w:t xml:space="preserve">) </w:t>
-      </w:r>
-      <w:r>
-        <w:rPr>
-          <w:rFonts w:cs="B Nazanin" w:hint="cs"/>
-          <w:b/>
-          <w:bCs/>
-          <w:sz w:val="22"/>
-          <w:szCs w:val="22"/>
-          <w:rtl/>
-        </w:rPr>
-        <w:t>و</w:t>
-      </w:r>
-      <w:r>
-        <w:rPr>
-          <w:rFonts w:cs="B Nazanin" w:hint="cs"/>
-          <w:b/>
-          <w:bCs/>
-          <w:sz w:val="22"/>
-          <w:szCs w:val="22"/>
-          <w:rtl/>
-        </w:rPr>
-        <w:t xml:space="preserve">     (</w:t>
-      </w:r>
-      <w:r>
-        <w:rPr>
-          <w:rFonts w:cs="B Nazanin" w:hint="cs"/>
-          <w:b/>
-          <w:bCs/>
-          <w:color w:val="FF0000"/>
-          <w:sz w:val="22"/>
-          <w:szCs w:val="22"/>
-          <w:rtl/>
-        </w:rPr>
-        <w:t>*</w:t>
-      </w:r>
-      <w:r>
-        <w:rPr>
-          <w:rFonts w:cs="B Nazanin" w:hint="cs"/>
-          <w:b/>
-          <w:bCs/>
-          <w:sz w:val="22"/>
-          <w:szCs w:val="22"/>
-          <w:rtl/>
-        </w:rPr>
-        <w:t xml:space="preserve"> </w:t>
-      </w:r>
-      <w:r>
-        <w:rPr>
-          <w:rFonts w:cs="B Nazanin" w:hint="cs"/>
-          <w:b/>
-          <w:bCs/>
-          <w:sz w:val="22"/>
-          <w:szCs w:val="22"/>
-          <w:rtl/>
-        </w:rPr>
-        <w:t>روز اضافه انضباطی</w:t>
-      </w:r>
-      <w:r>
-        <w:rPr>
-          <w:rFonts w:cs="B Nazanin" w:hint="cs"/>
-          <w:b/>
-          <w:bCs/>
-          <w:sz w:val="22"/>
-          <w:szCs w:val="22"/>
-          <w:rtl/>
-        </w:rPr>
-        <w:t xml:space="preserve"> </w:t>
-      </w:r>
-      <w:r>
-        <w:rPr>
-          <w:rFonts w:cs="B Nazanin" w:hint="cs"/>
+          <w:rFonts w:ascii="B Nazanin" w:hAnsi="B Nazanin" w:cs="B Nazanin" w:hint="cs"/>
           <w:b/>
           <w:bCs/>
           <w:sz w:val="22"/>
@@ -1465,7 +1643,7 @@
       </w:r>
       <w:r>
         <w:rPr>
-          <w:rFonts w:cs="B Nazanin" w:hint="cs"/>
+          <w:rFonts w:ascii="B Nazanin" w:hAnsi="B Nazanin" w:cs="B Nazanin" w:hint="cs"/>
           <w:b/>
           <w:bCs/>
           <w:sz w:val="22"/>
@@ -1484,22 +1662,24 @@
           <w:tab w:val="left" w:pos="6328"/>
         </w:tabs>
         <w:ind w:left="-476"/>
-        <w:jc w:val="lowKashida"/>
-        <w:rPr>
-          <w:rFonts w:cs="B Nazanin"/>
-          <w:b/>
-          <w:bCs/>
-          <w:sz w:val="24"/>
+        <w:jc w:val="both"/>
+        <w:rPr>
+          <w:rFonts w:ascii="B Nazanin" w:hAnsi="B Nazanin" w:cs="B Nazanin"/>
+          <w:b/>
+          <w:bCs/>
+          <w:sz w:val="22"/>
+          <w:szCs w:val="22"/>
           <w:rtl/>
           <w:lang w:bidi="fa-IR"/>
         </w:rPr>
       </w:pPr>
       <w:r>
         <w:rPr>
-          <w:rFonts w:cs="B Nazanin" w:hint="cs"/>
-          <w:b/>
-          <w:bCs/>
-          <w:sz w:val="24"/>
+          <w:rFonts w:ascii="B Nazanin" w:hAnsi="B Nazanin" w:cs="B Nazanin" w:hint="cs"/>
+          <w:b/>
+          <w:bCs/>
+          <w:sz w:val="22"/>
+          <w:szCs w:val="22"/>
           <w:rtl/>
           <w:lang w:bidi="fa-IR"/>
         </w:rPr>
@@ -1507,90 +1687,99 @@
       </w:r>
       <w:r>
         <w:rPr>
-          <w:rFonts w:cs="B Nazanin" w:hint="cs"/>
-          <w:b/>
-          <w:bCs/>
-          <w:sz w:val="24"/>
+          <w:rFonts w:ascii="B Nazanin" w:hAnsi="B Nazanin" w:cs="B Nazanin" w:hint="cs"/>
+          <w:b/>
+          <w:bCs/>
+          <w:sz w:val="22"/>
+          <w:szCs w:val="22"/>
           <w:rtl/>
         </w:rPr>
         <w:t>مراجع زير با دقت نسبت به دريافت اجناس،</w:t>
       </w:r>
       <w:r>
         <w:rPr>
-          <w:rFonts w:cs="B Nazanin" w:hint="cs"/>
-          <w:b/>
-          <w:bCs/>
-          <w:sz w:val="24"/>
+          <w:rFonts w:ascii="B Nazanin" w:hAnsi="B Nazanin" w:cs="B Nazanin" w:hint="cs"/>
+          <w:b/>
+          <w:bCs/>
+          <w:sz w:val="22"/>
+          <w:szCs w:val="22"/>
           <w:rtl/>
         </w:rPr>
         <w:t xml:space="preserve"> </w:t>
       </w:r>
       <w:r>
         <w:rPr>
-          <w:rFonts w:cs="B Nazanin" w:hint="cs"/>
-          <w:b/>
-          <w:bCs/>
-          <w:sz w:val="24"/>
+          <w:rFonts w:ascii="B Nazanin" w:hAnsi="B Nazanin" w:cs="B Nazanin" w:hint="cs"/>
+          <w:b/>
+          <w:bCs/>
+          <w:sz w:val="22"/>
+          <w:szCs w:val="22"/>
           <w:rtl/>
         </w:rPr>
         <w:t>اوراق،</w:t>
       </w:r>
       <w:r>
         <w:rPr>
-          <w:rFonts w:cs="B Nazanin" w:hint="cs"/>
-          <w:b/>
-          <w:bCs/>
-          <w:sz w:val="24"/>
+          <w:rFonts w:ascii="B Nazanin" w:hAnsi="B Nazanin" w:cs="B Nazanin" w:hint="cs"/>
+          <w:b/>
+          <w:bCs/>
+          <w:sz w:val="22"/>
+          <w:szCs w:val="22"/>
           <w:rtl/>
         </w:rPr>
         <w:t xml:space="preserve"> </w:t>
       </w:r>
       <w:r>
         <w:rPr>
-          <w:rFonts w:cs="B Nazanin" w:hint="cs"/>
-          <w:b/>
-          <w:bCs/>
-          <w:sz w:val="24"/>
+          <w:rFonts w:ascii="B Nazanin" w:hAnsi="B Nazanin" w:cs="B Nazanin" w:hint="cs"/>
+          <w:b/>
+          <w:bCs/>
+          <w:sz w:val="22"/>
+          <w:szCs w:val="22"/>
           <w:rtl/>
         </w:rPr>
         <w:t>اسناد،</w:t>
       </w:r>
       <w:r>
         <w:rPr>
-          <w:rFonts w:cs="B Nazanin" w:hint="cs"/>
-          <w:b/>
-          <w:bCs/>
-          <w:sz w:val="24"/>
+          <w:rFonts w:ascii="B Nazanin" w:hAnsi="B Nazanin" w:cs="B Nazanin" w:hint="cs"/>
+          <w:b/>
+          <w:bCs/>
+          <w:sz w:val="22"/>
+          <w:szCs w:val="22"/>
           <w:rtl/>
         </w:rPr>
         <w:t xml:space="preserve"> </w:t>
       </w:r>
       <w:r>
         <w:rPr>
-          <w:rFonts w:cs="B Nazanin" w:hint="cs"/>
-          <w:b/>
-          <w:bCs/>
-          <w:sz w:val="24"/>
+          <w:rFonts w:ascii="B Nazanin" w:hAnsi="B Nazanin" w:cs="B Nazanin" w:hint="cs"/>
+          <w:b/>
+          <w:bCs/>
+          <w:sz w:val="22"/>
+          <w:szCs w:val="22"/>
           <w:rtl/>
         </w:rPr>
         <w:t>کارتهاي شناسايي و</w:t>
       </w:r>
       <w:r>
         <w:rPr>
-          <w:rFonts w:cs="B Nazanin" w:hint="cs"/>
-          <w:b/>
-          <w:bCs/>
-          <w:sz w:val="24"/>
+          <w:rFonts w:ascii="B Nazanin" w:hAnsi="B Nazanin" w:cs="B Nazanin" w:hint="cs"/>
+          <w:b/>
+          <w:bCs/>
+          <w:sz w:val="22"/>
+          <w:szCs w:val="22"/>
           <w:rtl/>
         </w:rPr>
         <w:t xml:space="preserve"> </w:t>
       </w:r>
       <w:r>
         <w:rPr>
-          <w:rFonts w:cs="B Nazanin" w:hint="cs"/>
-          <w:b/>
-          <w:bCs/>
-          <w:sz w:val="24"/>
+          <w:rFonts w:ascii="B Nazanin" w:hAnsi="B Nazanin" w:cs="B Nazanin" w:hint="cs"/>
+          <w:b/>
+          <w:bCs/>
+          <w:sz w:val="22"/>
+          <w:szCs w:val="22"/>
           <w:rtl/>
         </w:rPr>
         <w:t>... از نامبرده اقدام نمايند.</w:t>
@@ -1605,19 +1794,19 @@
           <w:tab w:val="left" w:pos="6328"/>
         </w:tabs>
         <w:ind w:left="-476"/>
-        <w:jc w:val="lowKashida"/>
-        <w:rPr>
-          <w:rFonts w:cs="B Nazanin"/>
-          <w:b/>
-          <w:bCs/>
-          <w:sz w:val="22"/>
-          <w:szCs w:val="22"/>
-          <w:rtl/>
-        </w:rPr>
-      </w:pPr>
-      <w:r>
-        <w:rPr>
-          <w:rFonts w:cs="B Nazanin" w:hint="cs"/>
+        <w:jc w:val="both"/>
+        <w:rPr>
+          <w:rFonts w:ascii="B Nazanin" w:hAnsi="B Nazanin" w:cs="B Nazanin"/>
+          <w:b/>
+          <w:bCs/>
+          <w:sz w:val="22"/>
+          <w:szCs w:val="22"/>
+          <w:rtl/>
+        </w:rPr>
+      </w:pPr>
+      <w:r>
+        <w:rPr>
+          <w:rFonts w:ascii="B Nazanin" w:hAnsi="B Nazanin" w:cs="B Nazanin" w:hint="cs"/>
           <w:b/>
           <w:bCs/>
           <w:sz w:val="22"/>
@@ -1628,7 +1817,7 @@
       </w:r>
       <w:r>
         <w:rPr>
-          <w:rFonts w:cs="B Nazanin" w:hint="cs"/>
+          <w:rFonts w:ascii="B Nazanin" w:hAnsi="B Nazanin" w:cs="B Nazanin" w:hint="cs"/>
           <w:b/>
           <w:bCs/>
           <w:sz w:val="22"/>
@@ -1639,7 +1828,7 @@
       </w:r>
       <w:r>
         <w:rPr>
-          <w:rFonts w:cs="B Nazanin" w:hint="cs"/>
+          <w:rFonts w:ascii="B Nazanin" w:hAnsi="B Nazanin" w:cs="B Nazanin" w:hint="cs"/>
           <w:b/>
           <w:bCs/>
           <w:sz w:val="22"/>
@@ -1650,7 +1839,7 @@
       </w:r>
       <w:r>
         <w:rPr>
-          <w:rFonts w:cs="B Nazanin" w:hint="cs"/>
+          <w:rFonts w:ascii="B Nazanin" w:hAnsi="B Nazanin" w:cs="B Nazanin" w:hint="cs"/>
           <w:b/>
           <w:bCs/>
           <w:sz w:val="22"/>
@@ -1661,7 +1850,7 @@
       </w:r>
       <w:r>
         <w:rPr>
-          <w:rFonts w:cs="B Nazanin" w:hint="cs"/>
+          <w:rFonts w:ascii="B Nazanin" w:hAnsi="B Nazanin" w:cs="B Nazanin" w:hint="cs"/>
           <w:b/>
           <w:bCs/>
           <w:sz w:val="22"/>
@@ -1672,7 +1861,7 @@
       </w:r>
       <w:r>
         <w:rPr>
-          <w:rFonts w:cs="B Nazanin" w:hint="cs"/>
+          <w:rFonts w:ascii="B Nazanin" w:hAnsi="B Nazanin" w:cs="B Nazanin" w:hint="cs"/>
           <w:b/>
           <w:bCs/>
           <w:color w:val="FF0000"/>
@@ -1684,7 +1873,7 @@
       </w:r>
       <w:r>
         <w:rPr>
-          <w:rFonts w:cs="B Nazanin" w:hint="cs"/>
+          <w:rFonts w:ascii="B Nazanin" w:hAnsi="B Nazanin" w:cs="B Nazanin" w:hint="cs"/>
           <w:b/>
           <w:bCs/>
           <w:color w:val="FF0000"/>
@@ -1696,7 +1885,7 @@
       </w:r>
       <w:r>
         <w:rPr>
-          <w:rFonts w:cs="B Nazanin" w:hint="cs"/>
+          <w:rFonts w:ascii="B Nazanin" w:hAnsi="B Nazanin" w:cs="B Nazanin" w:hint="cs"/>
           <w:b/>
           <w:bCs/>
           <w:sz w:val="22"/>
@@ -1707,7 +1896,7 @@
       </w:r>
       <w:r>
         <w:rPr>
-          <w:rFonts w:cs="B Nazanin" w:hint="cs"/>
+          <w:rFonts w:ascii="B Nazanin" w:hAnsi="B Nazanin" w:cs="B Nazanin" w:hint="cs"/>
           <w:b/>
           <w:bCs/>
           <w:sz w:val="22"/>
@@ -1718,7 +1907,7 @@
       </w:r>
       <w:r>
         <w:rPr>
-          <w:rFonts w:cs="B Nazanin" w:hint="cs"/>
+          <w:rFonts w:ascii="B Nazanin" w:hAnsi="B Nazanin" w:cs="B Nazanin" w:hint="cs"/>
           <w:b/>
           <w:bCs/>
           <w:sz w:val="22"/>
@@ -1729,7 +1918,7 @@
       </w:r>
       <w:r>
         <w:rPr>
-          <w:rFonts w:cs="B Nazanin" w:hint="cs"/>
+          <w:rFonts w:ascii="B Nazanin" w:hAnsi="B Nazanin" w:cs="B Nazanin" w:hint="cs"/>
           <w:b/>
           <w:bCs/>
           <w:sz w:val="22"/>
@@ -1740,7 +1929,7 @@
       </w:r>
       <w:r>
         <w:rPr>
-          <w:rFonts w:cs="B Nazanin" w:hint="cs"/>
+          <w:rFonts w:ascii="B Nazanin" w:hAnsi="B Nazanin" w:cs="B Nazanin" w:hint="cs"/>
           <w:b/>
           <w:bCs/>
           <w:sz w:val="22"/>
@@ -1751,7 +1940,7 @@
       </w:r>
       <w:r>
         <w:rPr>
-          <w:rFonts w:cs="B Nazanin" w:hint="cs"/>
+          <w:rFonts w:ascii="B Nazanin" w:hAnsi="B Nazanin" w:cs="B Nazanin" w:hint="cs"/>
           <w:b/>
           <w:bCs/>
           <w:color w:val="FF0000"/>
@@ -1763,7 +1952,7 @@
       </w:r>
       <w:r>
         <w:rPr>
-          <w:rFonts w:cs="B Nazanin" w:hint="cs"/>
+          <w:rFonts w:ascii="B Nazanin" w:hAnsi="B Nazanin" w:cs="B Nazanin" w:hint="cs"/>
           <w:b/>
           <w:bCs/>
           <w:sz w:val="22"/>
@@ -1774,7 +1963,7 @@
       </w:r>
       <w:r>
         <w:rPr>
-          <w:rFonts w:cs="B Nazanin" w:hint="cs"/>
+          <w:rFonts w:ascii="B Nazanin" w:hAnsi="B Nazanin" w:cs="B Nazanin" w:hint="cs"/>
           <w:b/>
           <w:bCs/>
           <w:sz w:val="22"/>
@@ -1785,7 +1974,7 @@
       </w:r>
       <w:r>
         <w:rPr>
-          <w:rFonts w:cs="B Nazanin" w:hint="cs"/>
+          <w:rFonts w:ascii="B Nazanin" w:hAnsi="B Nazanin" w:cs="B Nazanin" w:hint="cs"/>
           <w:b/>
           <w:bCs/>
           <w:sz w:val="22"/>
@@ -1796,7 +1985,7 @@
       </w:r>
       <w:r>
         <w:rPr>
-          <w:rFonts w:cs="B Nazanin" w:hint="cs"/>
+          <w:rFonts w:ascii="B Nazanin" w:hAnsi="B Nazanin" w:cs="B Nazanin" w:hint="cs"/>
           <w:b/>
           <w:bCs/>
           <w:color w:val="FF0000"/>
@@ -1808,7 +1997,7 @@
       </w:r>
       <w:r>
         <w:rPr>
-          <w:rFonts w:cs="B Nazanin" w:hint="cs"/>
+          <w:rFonts w:ascii="B Nazanin" w:hAnsi="B Nazanin" w:cs="B Nazanin" w:hint="cs"/>
           <w:b/>
           <w:bCs/>
           <w:sz w:val="22"/>
@@ -1819,7 +2008,7 @@
       </w:r>
       <w:r>
         <w:rPr>
-          <w:rFonts w:cs="B Nazanin" w:hint="cs"/>
+          <w:rFonts w:ascii="B Nazanin" w:hAnsi="B Nazanin" w:cs="B Nazanin" w:hint="cs"/>
           <w:b/>
           <w:bCs/>
           <w:sz w:val="22"/>
@@ -1830,7 +2019,7 @@
       </w:r>
       <w:r>
         <w:rPr>
-          <w:rFonts w:cs="B Nazanin" w:hint="cs"/>
+          <w:rFonts w:ascii="B Nazanin" w:hAnsi="B Nazanin" w:cs="B Nazanin" w:hint="cs"/>
           <w:b/>
           <w:bCs/>
           <w:sz w:val="22"/>
@@ -1841,7 +2030,7 @@
       </w:r>
       <w:r>
         <w:rPr>
-          <w:rFonts w:cs="B Nazanin" w:hint="cs"/>
+          <w:rFonts w:ascii="B Nazanin" w:hAnsi="B Nazanin" w:cs="B Nazanin" w:hint="cs"/>
           <w:b/>
           <w:bCs/>
           <w:sz w:val="22"/>
@@ -1852,7 +2041,7 @@
       </w:r>
       <w:r>
         <w:rPr>
-          <w:rFonts w:cs="B Nazanin" w:hint="cs"/>
+          <w:rFonts w:ascii="B Nazanin" w:hAnsi="B Nazanin" w:cs="B Nazanin" w:hint="cs"/>
           <w:b/>
           <w:bCs/>
           <w:sz w:val="22"/>
@@ -1863,7 +2052,7 @@
       </w:r>
       <w:r>
         <w:rPr>
-          <w:rFonts w:cs="B Nazanin" w:hint="cs"/>
+          <w:rFonts w:ascii="B Nazanin" w:hAnsi="B Nazanin" w:cs="B Nazanin" w:hint="cs"/>
           <w:b/>
           <w:bCs/>
           <w:sz w:val="22"/>
@@ -1882,9 +2071,9 @@
           <w:tab w:val="left" w:pos="6328"/>
         </w:tabs>
         <w:ind w:left="-476"/>
-        <w:jc w:val="lowKashida"/>
-        <w:rPr>
-          <w:rFonts w:cs="B Titr"/>
+        <w:jc w:val="both"/>
+        <w:rPr>
+          <w:rFonts w:ascii="B Nazanin" w:hAnsi="B Nazanin" w:cs="B Nazanin"/>
           <w:sz w:val="22"/>
           <w:szCs w:val="22"/>
           <w:lang w:bidi="fa-IR"/>
@@ -1892,7 +2081,7 @@
       </w:pPr>
       <w:r>
         <w:rPr>
-          <w:rFonts w:cs="B Nazanin" w:hint="cs"/>
+          <w:rFonts w:ascii="B Nazanin" w:hAnsi="B Nazanin" w:cs="B Nazanin" w:hint="cs"/>
           <w:b/>
           <w:bCs/>
           <w:sz w:val="22"/>
@@ -1903,7 +2092,7 @@
       </w:r>
       <w:r>
         <w:rPr>
-          <w:rFonts w:cs="B Nazanin" w:hint="cs"/>
+          <w:rFonts w:ascii="B Nazanin" w:hAnsi="B Nazanin" w:cs="B Nazanin" w:hint="cs"/>
           <w:b/>
           <w:bCs/>
           <w:sz w:val="22"/>
@@ -1914,7 +2103,7 @@
       </w:r>
       <w:r>
         <w:rPr>
-          <w:rFonts w:cs="B Nazanin" w:hint="cs"/>
+          <w:rFonts w:ascii="B Nazanin" w:hAnsi="B Nazanin" w:cs="B Nazanin" w:hint="cs"/>
           <w:b/>
           <w:bCs/>
           <w:color w:val="FF0000"/>
@@ -1926,7 +2115,7 @@
       </w:r>
       <w:r>
         <w:rPr>
-          <w:rFonts w:cs="B Nazanin" w:hint="cs"/>
+          <w:rFonts w:ascii="B Nazanin" w:hAnsi="B Nazanin" w:cs="B Nazanin" w:hint="cs"/>
           <w:b/>
           <w:bCs/>
           <w:color w:val="FF0000"/>
@@ -1938,7 +2127,7 @@
       </w:r>
       <w:r>
         <w:rPr>
-          <w:rFonts w:cs="B Nazanin" w:hint="cs"/>
+          <w:rFonts w:ascii="B Nazanin" w:hAnsi="B Nazanin" w:cs="B Nazanin" w:hint="cs"/>
           <w:b/>
           <w:bCs/>
           <w:sz w:val="22"/>
@@ -1949,7 +2138,7 @@
       </w:r>
       <w:r>
         <w:rPr>
-          <w:rFonts w:cs="B Nazanin" w:hint="cs"/>
+          <w:rFonts w:ascii="B Nazanin" w:hAnsi="B Nazanin" w:cs="B Nazanin" w:hint="cs"/>
           <w:b/>
           <w:bCs/>
           <w:sz w:val="22"/>
@@ -1960,7 +2149,7 @@
       </w:r>
       <w:r>
         <w:rPr>
-          <w:rFonts w:cs="B Nazanin" w:hint="cs"/>
+          <w:rFonts w:ascii="B Nazanin" w:hAnsi="B Nazanin" w:cs="B Nazanin" w:hint="cs"/>
           <w:b/>
           <w:bCs/>
           <w:sz w:val="22"/>
@@ -1971,7 +2160,7 @@
       </w:r>
       <w:r>
         <w:rPr>
-          <w:rFonts w:cs="B Nazanin" w:hint="cs"/>
+          <w:rFonts w:ascii="B Nazanin" w:hAnsi="B Nazanin" w:cs="B Nazanin" w:hint="cs"/>
           <w:b/>
           <w:bCs/>
           <w:sz w:val="22"/>
@@ -1982,7 +2171,7 @@
       </w:r>
       <w:r>
         <w:rPr>
-          <w:rFonts w:cs="B Nazanin" w:hint="cs"/>
+          <w:rFonts w:ascii="B Nazanin" w:hAnsi="B Nazanin" w:cs="B Nazanin" w:hint="cs"/>
           <w:b/>
           <w:bCs/>
           <w:sz w:val="22"/>
@@ -1993,7 +2182,7 @@
       </w:r>
       <w:r>
         <w:rPr>
-          <w:rFonts w:cs="B Nazanin" w:hint="cs"/>
+          <w:rFonts w:ascii="B Nazanin" w:hAnsi="B Nazanin" w:cs="B Nazanin" w:hint="cs"/>
           <w:b/>
           <w:bCs/>
           <w:sz w:val="22"/>
@@ -2004,7 +2193,7 @@
       </w:r>
       <w:r>
         <w:rPr>
-          <w:rFonts w:cs="B Nazanin" w:hint="cs"/>
+          <w:rFonts w:ascii="B Nazanin" w:hAnsi="B Nazanin" w:cs="B Nazanin" w:hint="cs"/>
           <w:b/>
           <w:bCs/>
           <w:sz w:val="22"/>
@@ -2015,7 +2204,7 @@
       </w:r>
       <w:r>
         <w:rPr>
-          <w:rFonts w:cs="B Nazanin" w:hint="cs"/>
+          <w:rFonts w:ascii="B Nazanin" w:hAnsi="B Nazanin" w:cs="B Nazanin" w:hint="cs"/>
           <w:b/>
           <w:bCs/>
           <w:sz w:val="22"/>
@@ -2026,7 +2215,7 @@
       </w:r>
       <w:r>
         <w:rPr>
-          <w:rFonts w:cs="B Nazanin" w:hint="cs"/>
+          <w:rFonts w:ascii="B Nazanin" w:hAnsi="B Nazanin" w:cs="B Nazanin" w:hint="cs"/>
           <w:b/>
           <w:bCs/>
           <w:color w:val="FF0000"/>
@@ -2038,7 +2227,7 @@
       </w:r>
       <w:r>
         <w:rPr>
-          <w:rFonts w:cs="B Nazanin" w:hint="cs"/>
+          <w:rFonts w:ascii="B Nazanin" w:hAnsi="B Nazanin" w:cs="B Nazanin" w:hint="cs"/>
           <w:b/>
           <w:bCs/>
           <w:i/>
@@ -2051,7 +2240,7 @@
       </w:r>
       <w:r>
         <w:rPr>
-          <w:rFonts w:cs="B Nazanin" w:hint="cs"/>
+          <w:rFonts w:ascii="B Nazanin" w:hAnsi="B Nazanin" w:cs="B Nazanin" w:hint="cs"/>
           <w:b/>
           <w:bCs/>
           <w:sz w:val="22"/>
@@ -2062,7 +2251,7 @@
       </w:r>
       <w:r>
         <w:rPr>
-          <w:rFonts w:cs="B Nazanin" w:hint="cs"/>
+          <w:rFonts w:ascii="B Nazanin" w:hAnsi="B Nazanin" w:cs="B Nazanin" w:hint="cs"/>
           <w:b/>
           <w:bCs/>
           <w:sz w:val="22"/>
@@ -2073,7 +2262,7 @@
       </w:r>
       <w:r>
         <w:rPr>
-          <w:rFonts w:cs="B Nazanin" w:hint="cs"/>
+          <w:rFonts w:ascii="B Nazanin" w:hAnsi="B Nazanin" w:cs="B Nazanin" w:hint="cs"/>
           <w:b/>
           <w:bCs/>
           <w:sz w:val="22"/>
@@ -2084,7 +2273,7 @@
       </w:r>
       <w:r>
         <w:rPr>
-          <w:rFonts w:cs="B Nazanin" w:hint="cs"/>
+          <w:rFonts w:ascii="B Nazanin" w:hAnsi="B Nazanin" w:cs="B Nazanin" w:hint="cs"/>
           <w:b/>
           <w:bCs/>
           <w:sz w:val="22"/>
@@ -2095,7 +2284,7 @@
       </w:r>
       <w:r>
         <w:rPr>
-          <w:rFonts w:cs="B Nazanin" w:hint="cs"/>
+          <w:rFonts w:ascii="B Nazanin" w:hAnsi="B Nazanin" w:cs="B Nazanin" w:hint="cs"/>
           <w:b/>
           <w:bCs/>
           <w:sz w:val="22"/>
@@ -2106,7 +2295,7 @@
       </w:r>
       <w:r>
         <w:rPr>
-          <w:rFonts w:cs="B Nazanin" w:hint="cs"/>
+          <w:rFonts w:ascii="B Nazanin" w:hAnsi="B Nazanin" w:cs="B Nazanin" w:hint="cs"/>
           <w:b/>
           <w:bCs/>
           <w:sz w:val="22"/>
@@ -2117,7 +2306,7 @@
       </w:r>
       <w:r>
         <w:rPr>
-          <w:rFonts w:cs="B Nazanin" w:hint="cs"/>
+          <w:rFonts w:ascii="B Nazanin" w:hAnsi="B Nazanin" w:cs="B Nazanin" w:hint="cs"/>
           <w:b/>
           <w:bCs/>
           <w:color w:val="FF0000"/>
@@ -2129,7 +2318,7 @@
       </w:r>
       <w:r>
         <w:rPr>
-          <w:rFonts w:cs="B Nazanin" w:hint="cs"/>
+          <w:rFonts w:ascii="B Nazanin" w:hAnsi="B Nazanin" w:cs="B Nazanin" w:hint="cs"/>
           <w:b/>
           <w:bCs/>
           <w:sz w:val="22"/>
@@ -2140,7 +2329,7 @@
       </w:r>
       <w:r>
         <w:rPr>
-          <w:rFonts w:cs="B Nazanin" w:hint="cs"/>
+          <w:rFonts w:ascii="B Nazanin" w:hAnsi="B Nazanin" w:cs="B Nazanin" w:hint="cs"/>
           <w:b/>
           <w:bCs/>
           <w:sz w:val="22"/>
@@ -2151,7 +2340,7 @@
       </w:r>
       <w:r>
         <w:rPr>
-          <w:rFonts w:cs="B Nazanin" w:hint="cs"/>
+          <w:rFonts w:ascii="B Nazanin" w:hAnsi="B Nazanin" w:cs="B Nazanin" w:hint="cs"/>
           <w:b/>
           <w:bCs/>
           <w:sz w:val="22"/>
@@ -2162,7 +2351,7 @@
       </w:r>
       <w:r>
         <w:rPr>
-          <w:rFonts w:cs="B Nazanin" w:hint="cs"/>
+          <w:rFonts w:ascii="B Nazanin" w:hAnsi="B Nazanin" w:cs="B Nazanin" w:hint="cs"/>
           <w:b/>
           <w:bCs/>
           <w:sz w:val="22"/>
@@ -2173,7 +2362,7 @@
       </w:r>
       <w:r>
         <w:rPr>
-          <w:rFonts w:cs="B Nazanin" w:hint="cs"/>
+          <w:rFonts w:ascii="B Nazanin" w:hAnsi="B Nazanin" w:cs="B Nazanin" w:hint="cs"/>
           <w:b/>
           <w:bCs/>
           <w:sz w:val="22"/>
@@ -2184,7 +2373,7 @@
       </w:r>
       <w:r>
         <w:rPr>
-          <w:rFonts w:cs="B Nazanin" w:hint="cs"/>
+          <w:rFonts w:ascii="B Nazanin" w:hAnsi="B Nazanin" w:cs="B Nazanin" w:hint="cs"/>
           <w:b/>
           <w:bCs/>
           <w:sz w:val="22"/>
@@ -2195,7 +2384,7 @@
       </w:r>
       <w:r>
         <w:rPr>
-          <w:rFonts w:cs="B Nazanin" w:hint="cs"/>
+          <w:rFonts w:ascii="B Nazanin" w:hAnsi="B Nazanin" w:cs="B Nazanin" w:hint="cs"/>
           <w:b/>
           <w:bCs/>
           <w:color w:val="FF0000"/>
@@ -2207,7 +2396,7 @@
       </w:r>
       <w:r>
         <w:rPr>
-          <w:rFonts w:cs="B Nazanin" w:hint="cs"/>
+          <w:rFonts w:ascii="B Nazanin" w:hAnsi="B Nazanin" w:cs="B Nazanin" w:hint="cs"/>
           <w:b/>
           <w:bCs/>
           <w:sz w:val="22"/>
@@ -2218,7 +2407,7 @@
       </w:r>
       <w:r>
         <w:rPr>
-          <w:rFonts w:cs="B Nazanin" w:hint="cs"/>
+          <w:rFonts w:ascii="B Nazanin" w:hAnsi="B Nazanin" w:cs="B Nazanin" w:hint="cs"/>
           <w:b/>
           <w:bCs/>
           <w:sz w:val="22"/>
@@ -2229,7 +2418,7 @@
       </w:r>
       <w:r>
         <w:rPr>
-          <w:rFonts w:cs="B Nazanin" w:hint="cs"/>
+          <w:rFonts w:ascii="B Nazanin" w:hAnsi="B Nazanin" w:cs="B Nazanin" w:hint="cs"/>
           <w:b/>
           <w:bCs/>
           <w:sz w:val="22"/>
@@ -2240,7 +2429,7 @@
       </w:r>
       <w:r>
         <w:rPr>
-          <w:rFonts w:cs="B Nazanin" w:hint="cs"/>
+          <w:rFonts w:ascii="B Nazanin" w:hAnsi="B Nazanin" w:cs="B Nazanin" w:hint="cs"/>
           <w:b/>
           <w:bCs/>
           <w:sz w:val="22"/>
@@ -2251,7 +2440,7 @@
       </w:r>
       <w:r>
         <w:rPr>
-          <w:rFonts w:cs="B Nazanin" w:hint="cs"/>
+          <w:rFonts w:ascii="B Nazanin" w:hAnsi="B Nazanin" w:cs="B Nazanin" w:hint="cs"/>
           <w:b/>
           <w:bCs/>
           <w:color w:val="FF0000"/>
@@ -2263,7 +2452,7 @@
       </w:r>
       <w:r>
         <w:rPr>
-          <w:rFonts w:cs="B Nazanin" w:hint="cs"/>
+          <w:rFonts w:ascii="B Nazanin" w:hAnsi="B Nazanin" w:cs="B Nazanin" w:hint="cs"/>
           <w:b/>
           <w:bCs/>
           <w:sz w:val="22"/>
@@ -2274,7 +2463,7 @@
       </w:r>
       <w:r>
         <w:rPr>
-          <w:rFonts w:cs="B Nazanin" w:hint="cs"/>
+          <w:rFonts w:ascii="B Nazanin" w:hAnsi="B Nazanin" w:cs="B Nazanin" w:hint="cs"/>
           <w:b/>
           <w:bCs/>
           <w:sz w:val="22"/>
@@ -2285,7 +2474,7 @@
       </w:r>
       <w:r>
         <w:rPr>
-          <w:rFonts w:cs="B Nazanin" w:hint="cs"/>
+          <w:rFonts w:ascii="B Nazanin" w:hAnsi="B Nazanin" w:cs="B Nazanin" w:hint="cs"/>
           <w:b/>
           <w:bCs/>
           <w:sz w:val="22"/>
@@ -2296,7 +2485,7 @@
       </w:r>
       <w:r>
         <w:rPr>
-          <w:rFonts w:cs="B Nazanin" w:hint="cs"/>
+          <w:rFonts w:ascii="B Nazanin" w:hAnsi="B Nazanin" w:cs="B Nazanin" w:hint="cs"/>
           <w:b/>
           <w:bCs/>
           <w:sz w:val="22"/>
@@ -2307,7 +2496,7 @@
       </w:r>
       <w:r>
         <w:rPr>
-          <w:rFonts w:cs="B Nazanin" w:hint="cs"/>
+          <w:rFonts w:ascii="B Nazanin" w:hAnsi="B Nazanin" w:cs="B Nazanin" w:hint="cs"/>
           <w:b/>
           <w:bCs/>
           <w:sz w:val="22"/>
@@ -2318,7 +2507,7 @@
       </w:r>
       <w:r>
         <w:rPr>
-          <w:rFonts w:cs="B Nazanin" w:hint="cs"/>
+          <w:rFonts w:ascii="B Nazanin" w:hAnsi="B Nazanin" w:cs="B Nazanin" w:hint="cs"/>
           <w:b/>
           <w:bCs/>
           <w:color w:val="FF0000"/>
@@ -2330,7 +2519,7 @@
       </w:r>
       <w:r>
         <w:rPr>
-          <w:rFonts w:cs="B Nazanin" w:hint="cs"/>
+          <w:rFonts w:ascii="B Nazanin" w:hAnsi="B Nazanin" w:cs="B Nazanin" w:hint="cs"/>
           <w:b/>
           <w:bCs/>
           <w:sz w:val="22"/>
@@ -2341,7 +2530,7 @@
       </w:r>
       <w:r>
         <w:rPr>
-          <w:rFonts w:cs="B Nazanin" w:hint="cs"/>
+          <w:rFonts w:ascii="B Nazanin" w:hAnsi="B Nazanin" w:cs="B Nazanin" w:hint="cs"/>
           <w:b/>
           <w:bCs/>
           <w:sz w:val="22"/>
@@ -2352,7 +2541,7 @@
       </w:r>
       <w:r>
         <w:rPr>
-          <w:rFonts w:cs="B Nazanin" w:hint="cs"/>
+          <w:rFonts w:ascii="B Nazanin" w:hAnsi="B Nazanin" w:cs="B Nazanin" w:hint="cs"/>
           <w:b/>
           <w:bCs/>
           <w:sz w:val="22"/>
@@ -2363,7 +2552,7 @@
       </w:r>
       <w:r>
         <w:rPr>
-          <w:rFonts w:cs="B Nazanin" w:hint="cs"/>
+          <w:rFonts w:ascii="B Nazanin" w:hAnsi="B Nazanin" w:cs="B Nazanin" w:hint="cs"/>
           <w:b/>
           <w:bCs/>
           <w:sz w:val="22"/>
@@ -2374,7 +2563,7 @@
       </w:r>
       <w:r>
         <w:rPr>
-          <w:rFonts w:cs="B Titr" w:hint="cs"/>
+          <w:rFonts w:ascii="B Nazanin" w:hAnsi="B Nazanin" w:cs="B Nazanin" w:hint="cs"/>
           <w:sz w:val="22"/>
           <w:szCs w:val="22"/>
           <w:rtl/>
@@ -2394,22 +2583,22 @@
         <w:ind w:left="-476"/>
         <w:jc w:val="center"/>
         <w:rPr>
-          <w:rFonts w:cs="B Titr"/>
+          <w:rFonts w:ascii="B Nazanin" w:hAnsi="B Nazanin" w:cs="B Nazanin"/>
           <w:szCs w:val="20"/>
           <w:rtl/>
         </w:rPr>
       </w:pPr>
       <w:r>
         <w:rPr>
-          <w:rFonts w:cs="B Titr" w:hint="cs"/>
+          <w:rFonts w:ascii="B Nazanin" w:hAnsi="B Nazanin" w:cs="B Nazanin" w:hint="cs"/>
           <w:szCs w:val="20"/>
           <w:rtl/>
         </w:rPr>
-        <w:t xml:space="preserve">                                                                                                                                   </w:t>
-      </w:r>
-      <w:r>
-        <w:rPr>
-          <w:rFonts w:cs="B Titr" w:hint="cs"/>
+        <w:t xml:space="preserve">                                                                                                                  </w:t>
+      </w:r>
+      <w:r>
+        <w:rPr>
+          <w:rFonts w:ascii="B Nazanin" w:hAnsi="B Nazanin" w:cs="B Nazanin" w:hint="cs"/>
           <w:szCs w:val="20"/>
           <w:rtl/>
         </w:rPr>
@@ -2417,7 +2606,7 @@
       </w:r>
       <w:r>
         <w:rPr>
-          <w:rFonts w:cs="B Titr" w:hint="cs"/>
+          <w:rFonts w:ascii="B Nazanin" w:hAnsi="B Nazanin" w:cs="B Nazanin" w:hint="cs"/>
           <w:szCs w:val="20"/>
           <w:rtl/>
         </w:rPr>
@@ -2425,7 +2614,7 @@
       </w:r>
       <w:r>
         <w:rPr>
-          <w:rFonts w:cs="B Titr" w:hint="cs"/>
+          <w:rFonts w:ascii="B Nazanin" w:hAnsi="B Nazanin" w:cs="B Nazanin" w:hint="cs"/>
           <w:szCs w:val="20"/>
           <w:rtl/>
         </w:rPr>
@@ -2433,7 +2622,7 @@
       </w:r>
       <w:r>
         <w:rPr>
-          <w:rFonts w:cs="B Titr" w:hint="cs"/>
+          <w:rFonts w:ascii="B Nazanin" w:hAnsi="B Nazanin" w:cs="B Nazanin" w:hint="cs"/>
           <w:szCs w:val="20"/>
           <w:rtl/>
         </w:rPr>
@@ -2441,7 +2630,7 @@
       </w:r>
       <w:r>
         <w:rPr>
-          <w:rFonts w:cs="B Titr" w:hint="cs"/>
+          <w:rFonts w:ascii="B Nazanin" w:hAnsi="B Nazanin" w:cs="B Nazanin" w:hint="cs"/>
           <w:szCs w:val="20"/>
           <w:rtl/>
         </w:rPr>
@@ -2449,7 +2638,7 @@
       </w:r>
       <w:r>
         <w:rPr>
-          <w:rFonts w:cs="B Titr" w:hint="cs"/>
+          <w:rFonts w:ascii="B Nazanin" w:hAnsi="B Nazanin" w:cs="B Nazanin" w:hint="cs"/>
           <w:szCs w:val="20"/>
           <w:rtl/>
         </w:rPr>
@@ -2457,7 +2646,7 @@
       </w:r>
       <w:r>
         <w:rPr>
-          <w:rFonts w:cs="B Titr" w:hint="cs"/>
+          <w:rFonts w:ascii="B Nazanin" w:hAnsi="B Nazanin" w:cs="B Nazanin" w:hint="cs"/>
           <w:szCs w:val="20"/>
           <w:rtl/>
         </w:rPr>
@@ -2465,7 +2654,7 @@
       </w:r>
       <w:r>
         <w:rPr>
-          <w:rFonts w:cs="B Titr" w:hint="cs"/>
+          <w:rFonts w:ascii="B Nazanin" w:hAnsi="B Nazanin" w:cs="B Nazanin" w:hint="cs"/>
           <w:szCs w:val="20"/>
           <w:rtl/>
         </w:rPr>
@@ -2473,7 +2662,7 @@
       </w:r>
       <w:r>
         <w:rPr>
-          <w:rFonts w:cs="B Titr" w:hint="cs"/>
+          <w:rFonts w:ascii="B Nazanin" w:hAnsi="B Nazanin" w:cs="B Nazanin" w:hint="cs"/>
           <w:szCs w:val="20"/>
           <w:rtl/>
         </w:rPr>
@@ -2481,7 +2670,7 @@
       </w:r>
       <w:r>
         <w:rPr>
-          <w:rFonts w:cs="B Titr" w:hint="cs"/>
+          <w:rFonts w:ascii="B Nazanin" w:hAnsi="B Nazanin" w:cs="B Nazanin" w:hint="cs"/>
           <w:szCs w:val="20"/>
           <w:rtl/>
         </w:rPr>
@@ -2500,14 +2689,14 @@
         <w:ind w:left="-476"/>
         <w:jc w:val="right"/>
         <w:rPr>
-          <w:rFonts w:cs="B Titr"/>
+          <w:rFonts w:ascii="B Nazanin" w:hAnsi="B Nazanin" w:cs="B Nazanin"/>
           <w:szCs w:val="20"/>
           <w:rtl/>
         </w:rPr>
       </w:pPr>
       <w:r>
         <w:rPr>
-          <w:rFonts w:cs="B Titr" w:hint="cs"/>
+          <w:rFonts w:ascii="B Nazanin" w:hAnsi="B Nazanin" w:cs="B Nazanin" w:hint="cs"/>
           <w:szCs w:val="20"/>
           <w:rtl/>
         </w:rPr>
@@ -2515,7 +2704,7 @@
       </w:r>
       <w:r>
         <w:rPr>
-          <w:rFonts w:cs="B Titr" w:hint="cs"/>
+          <w:rFonts w:ascii="B Nazanin" w:hAnsi="B Nazanin" w:cs="B Nazanin" w:hint="cs"/>
           <w:szCs w:val="20"/>
           <w:rtl/>
         </w:rPr>
@@ -2523,7 +2712,7 @@
       </w:r>
       <w:r>
         <w:rPr>
-          <w:rFonts w:cs="B Titr" w:hint="cs"/>
+          <w:rFonts w:ascii="B Nazanin" w:hAnsi="B Nazanin" w:cs="B Nazanin" w:hint="cs"/>
           <w:szCs w:val="20"/>
           <w:rtl/>
         </w:rPr>
@@ -2531,7 +2720,7 @@
       </w:r>
       <w:r>
         <w:rPr>
-          <w:rFonts w:cs="B Titr" w:hint="cs"/>
+          <w:rFonts w:ascii="B Nazanin" w:hAnsi="B Nazanin" w:cs="B Nazanin" w:hint="cs"/>
           <w:szCs w:val="20"/>
           <w:rtl/>
         </w:rPr>
@@ -2539,7 +2728,7 @@
       </w:r>
       <w:r>
         <w:rPr>
-          <w:rFonts w:cs="B Titr" w:hint="cs"/>
+          <w:rFonts w:ascii="B Nazanin" w:hAnsi="B Nazanin" w:cs="B Nazanin" w:hint="cs"/>
           <w:szCs w:val="20"/>
           <w:rtl/>
         </w:rPr>
@@ -2547,7 +2736,7 @@
       </w:r>
       <w:r>
         <w:rPr>
-          <w:rFonts w:cs="B Titr" w:hint="cs"/>
+          <w:rFonts w:ascii="B Nazanin" w:hAnsi="B Nazanin" w:cs="B Nazanin" w:hint="cs"/>
           <w:szCs w:val="20"/>
           <w:rtl/>
         </w:rPr>
@@ -2555,7 +2744,7 @@
       </w:r>
       <w:r>
         <w:rPr>
-          <w:rFonts w:cs="B Titr" w:hint="cs"/>
+          <w:rFonts w:ascii="B Nazanin" w:hAnsi="B Nazanin" w:cs="B Nazanin" w:hint="cs"/>
           <w:szCs w:val="20"/>
           <w:rtl/>
         </w:rPr>
@@ -2563,7 +2752,7 @@
       </w:r>
       <w:r>
         <w:rPr>
-          <w:rFonts w:cs="B Titr" w:hint="cs"/>
+          <w:rFonts w:ascii="B Nazanin" w:hAnsi="B Nazanin" w:cs="B Nazanin" w:hint="cs"/>
           <w:szCs w:val="20"/>
           <w:rtl/>
         </w:rPr>
@@ -2581,7 +2770,7 @@
         <w:ind w:left="-476"/>
         <w:jc w:val="right"/>
         <w:rPr>
-          <w:rFonts w:cs="B Titr"/>
+          <w:rFonts w:ascii="B Nazanin" w:hAnsi="B Nazanin" w:cs="B Nazanin"/>
           <w:szCs w:val="20"/>
           <w:rtl/>
         </w:rPr>
@@ -2632,7 +2821,7 @@
               <w:spacing w:line="360" w:lineRule="auto"/>
               <w:jc w:val="center"/>
               <w:rPr>
-                <w:rFonts w:cs="B Titr"/>
+                <w:rFonts w:ascii="B Nazanin" w:hAnsi="B Nazanin" w:cs="B Nazanin"/>
                 <w:b/>
                 <w:bCs/>
                 <w:sz w:val="16"/>
@@ -2643,7 +2832,7 @@
             </w:pPr>
             <w:r>
               <w:rPr>
-                <w:rFonts w:cs="B Titr" w:hint="cs"/>
+                <w:rFonts w:ascii="B Nazanin" w:hAnsi="B Nazanin" w:cs="B Nazanin" w:hint="cs"/>
                 <w:b/>
                 <w:bCs/>
                 <w:sz w:val="16"/>
@@ -2670,7 +2859,7 @@
               <w:spacing w:line="360" w:lineRule="auto"/>
               <w:jc w:val="center"/>
               <w:rPr>
-                <w:rFonts w:cs="B Titr"/>
+                <w:rFonts w:ascii="B Nazanin" w:hAnsi="B Nazanin" w:cs="B Nazanin"/>
                 <w:b/>
                 <w:bCs/>
                 <w:sz w:val="16"/>
@@ -2681,7 +2870,7 @@
             </w:pPr>
             <w:r>
               <w:rPr>
-                <w:rFonts w:cs="B Titr" w:hint="cs"/>
+                <w:rFonts w:ascii="B Nazanin" w:hAnsi="B Nazanin" w:cs="B Nazanin" w:hint="cs"/>
                 <w:b/>
                 <w:bCs/>
                 <w:sz w:val="16"/>
@@ -2709,7 +2898,7 @@
               <w:spacing w:line="360" w:lineRule="auto"/>
               <w:jc w:val="center"/>
               <w:rPr>
-                <w:rFonts w:cs="B Titr"/>
+                <w:rFonts w:ascii="B Nazanin" w:hAnsi="B Nazanin" w:cs="B Nazanin"/>
                 <w:b/>
                 <w:bCs/>
                 <w:sz w:val="16"/>
@@ -2720,7 +2909,7 @@
             </w:pPr>
             <w:r>
               <w:rPr>
-                <w:rFonts w:cs="B Titr" w:hint="cs"/>
+                <w:rFonts w:ascii="B Nazanin" w:hAnsi="B Nazanin" w:cs="B Nazanin" w:hint="cs"/>
                 <w:b/>
                 <w:bCs/>
                 <w:sz w:val="16"/>
@@ -2748,7 +2937,7 @@
               <w:spacing w:line="360" w:lineRule="auto"/>
               <w:jc w:val="center"/>
               <w:rPr>
-                <w:rFonts w:cs="B Titr"/>
+                <w:rFonts w:ascii="B Nazanin" w:hAnsi="B Nazanin" w:cs="B Nazanin"/>
                 <w:b/>
                 <w:bCs/>
                 <w:sz w:val="16"/>
@@ -2759,7 +2948,7 @@
             </w:pPr>
             <w:r>
               <w:rPr>
-                <w:rFonts w:cs="B Titr" w:hint="cs"/>
+                <w:rFonts w:ascii="B Nazanin" w:hAnsi="B Nazanin" w:cs="B Nazanin" w:hint="cs"/>
                 <w:b/>
                 <w:bCs/>
                 <w:sz w:val="16"/>
@@ -2787,7 +2976,7 @@
               <w:spacing w:line="360" w:lineRule="auto"/>
               <w:jc w:val="center"/>
               <w:rPr>
-                <w:rFonts w:cs="B Titr"/>
+                <w:rFonts w:ascii="B Nazanin" w:hAnsi="B Nazanin" w:cs="B Nazanin"/>
                 <w:b/>
                 <w:bCs/>
                 <w:sz w:val="16"/>
@@ -2798,7 +2987,7 @@
             </w:pPr>
             <w:r>
               <w:rPr>
-                <w:rFonts w:cs="B Titr" w:hint="cs"/>
+                <w:rFonts w:ascii="B Nazanin" w:hAnsi="B Nazanin" w:cs="B Nazanin" w:hint="cs"/>
                 <w:b/>
                 <w:bCs/>
                 <w:sz w:val="16"/>
@@ -2832,7 +3021,7 @@
               <w:spacing w:line="360" w:lineRule="auto"/>
               <w:jc w:val="center"/>
               <w:rPr>
-                <w:rFonts w:cs="B Nazanin"/>
+                <w:rFonts w:ascii="B Nazanin" w:hAnsi="B Nazanin" w:cs="B Nazanin"/>
                 <w:b/>
                 <w:bCs/>
                 <w:sz w:val="16"/>
@@ -2843,7 +3032,7 @@
             </w:pPr>
             <w:r>
               <w:rPr>
-                <w:rFonts w:cs="B Nazanin" w:hint="cs"/>
+                <w:rFonts w:ascii="B Nazanin" w:hAnsi="B Nazanin" w:cs="B Nazanin" w:hint="cs"/>
                 <w:b/>
                 <w:bCs/>
                 <w:sz w:val="16"/>
@@ -2870,7 +3059,7 @@
               <w:spacing w:line="360" w:lineRule="auto"/>
               <w:jc w:val="center"/>
               <w:rPr>
-                <w:rFonts w:cs="B Nazanin"/>
+                <w:rFonts w:ascii="B Nazanin" w:hAnsi="B Nazanin" w:cs="B Nazanin"/>
                 <w:b/>
                 <w:bCs/>
                 <w:sz w:val="18"/>
@@ -2881,7 +3070,7 @@
             </w:pPr>
             <w:r>
               <w:rPr>
-                <w:rFonts w:cs="B Nazanin" w:hint="cs"/>
+                <w:rFonts w:ascii="B Nazanin" w:hAnsi="B Nazanin" w:cs="B Nazanin" w:hint="cs"/>
                 <w:b/>
                 <w:bCs/>
                 <w:sz w:val="18"/>
@@ -2909,7 +3098,7 @@
               <w:spacing w:line="360" w:lineRule="auto"/>
               <w:jc w:val="center"/>
               <w:rPr>
-                <w:rFonts w:cs="B Nazanin"/>
+                <w:rFonts w:ascii="B Nazanin" w:hAnsi="B Nazanin" w:cs="B Nazanin"/>
                 <w:b/>
                 <w:bCs/>
                 <w:sz w:val="16"/>
@@ -2930,7 +3119,7 @@
               <w:spacing w:line="360" w:lineRule="auto"/>
               <w:jc w:val="center"/>
               <w:rPr>
-                <w:rFonts w:cs="B Nazanin"/>
+                <w:rFonts w:ascii="B Nazanin" w:hAnsi="B Nazanin" w:cs="B Nazanin"/>
                 <w:b/>
                 <w:bCs/>
                 <w:sz w:val="16"/>
@@ -2957,7 +3146,7 @@
               <w:spacing w:line="360" w:lineRule="auto"/>
               <w:jc w:val="center"/>
               <w:rPr>
-                <w:rFonts w:cs="B Nazanin"/>
+                <w:rFonts w:ascii="B Nazanin" w:hAnsi="B Nazanin" w:cs="B Nazanin"/>
                 <w:b/>
                 <w:bCs/>
                 <w:sz w:val="16"/>
@@ -2968,7 +3157,7 @@
             </w:pPr>
             <w:r>
               <w:rPr>
-                <w:rFonts w:cs="B Nazanin" w:hint="cs"/>
+                <w:rFonts w:ascii="B Nazanin" w:hAnsi="B Nazanin" w:cs="B Nazanin" w:hint="cs"/>
                 <w:b/>
                 <w:bCs/>
                 <w:sz w:val="16"/>
@@ -2980,7 +3169,7 @@
             </w:r>
             <w:r>
               <w:rPr>
-                <w:rFonts w:cs="B Nazanin" w:hint="cs"/>
+                <w:rFonts w:ascii="B Nazanin" w:hAnsi="B Nazanin" w:cs="B Nazanin" w:hint="cs"/>
                 <w:b/>
                 <w:bCs/>
                 <w:sz w:val="16"/>
@@ -2992,7 +3181,7 @@
             </w:r>
             <w:r>
               <w:rPr>
-                <w:rFonts w:cs="B Nazanin" w:hint="cs"/>
+                <w:rFonts w:ascii="B Nazanin" w:hAnsi="B Nazanin" w:cs="B Nazanin" w:hint="cs"/>
                 <w:b/>
                 <w:bCs/>
                 <w:sz w:val="16"/>
@@ -3020,7 +3209,7 @@
               <w:spacing w:line="360" w:lineRule="auto"/>
               <w:jc w:val="center"/>
               <w:rPr>
-                <w:rFonts w:cs="B Nazanin"/>
+                <w:rFonts w:ascii="B Nazanin" w:hAnsi="B Nazanin" w:cs="B Nazanin"/>
                 <w:b/>
                 <w:bCs/>
                 <w:sz w:val="16"/>
@@ -3053,7 +3242,7 @@
               <w:spacing w:line="360" w:lineRule="auto"/>
               <w:jc w:val="center"/>
               <w:rPr>
-                <w:rFonts w:cs="B Nazanin"/>
+                <w:rFonts w:ascii="B Nazanin" w:hAnsi="B Nazanin" w:cs="B Nazanin"/>
                 <w:b/>
                 <w:bCs/>
                 <w:sz w:val="16"/>
@@ -3064,7 +3253,7 @@
             </w:pPr>
             <w:r>
               <w:rPr>
-                <w:rFonts w:cs="B Nazanin" w:hint="cs"/>
+                <w:rFonts w:ascii="B Nazanin" w:hAnsi="B Nazanin" w:cs="B Nazanin" w:hint="cs"/>
                 <w:b/>
                 <w:bCs/>
                 <w:sz w:val="16"/>
@@ -3091,7 +3280,7 @@
               <w:spacing w:line="360" w:lineRule="auto"/>
               <w:jc w:val="center"/>
               <w:rPr>
-                <w:rFonts w:cs="B Nazanin"/>
+                <w:rFonts w:ascii="B Nazanin" w:hAnsi="B Nazanin" w:cs="B Nazanin"/>
                 <w:b/>
                 <w:bCs/>
                 <w:sz w:val="18"/>
@@ -3102,7 +3291,7 @@
             </w:pPr>
             <w:r>
               <w:rPr>
-                <w:rFonts w:cs="B Nazanin" w:hint="cs"/>
+                <w:rFonts w:ascii="B Nazanin" w:hAnsi="B Nazanin" w:cs="B Nazanin" w:hint="cs"/>
                 <w:b/>
                 <w:bCs/>
                 <w:sz w:val="18"/>
@@ -3130,7 +3319,7 @@
               <w:spacing w:line="360" w:lineRule="auto"/>
               <w:jc w:val="center"/>
               <w:rPr>
-                <w:rFonts w:cs="B Nazanin"/>
+                <w:rFonts w:ascii="B Nazanin" w:hAnsi="B Nazanin" w:cs="B Nazanin"/>
                 <w:b/>
                 <w:bCs/>
                 <w:sz w:val="16"/>
@@ -3157,7 +3346,7 @@
               <w:spacing w:line="360" w:lineRule="auto"/>
               <w:jc w:val="center"/>
               <w:rPr>
-                <w:rFonts w:cs="B Nazanin"/>
+                <w:rFonts w:ascii="B Nazanin" w:hAnsi="B Nazanin" w:cs="B Nazanin"/>
                 <w:b/>
                 <w:bCs/>
                 <w:sz w:val="16"/>
@@ -3184,7 +3373,7 @@
               <w:spacing w:line="360" w:lineRule="auto"/>
               <w:jc w:val="center"/>
               <w:rPr>
-                <w:rFonts w:cs="B Nazanin"/>
+                <w:rFonts w:ascii="B Nazanin" w:hAnsi="B Nazanin" w:cs="B Nazanin"/>
                 <w:b/>
                 <w:bCs/>
                 <w:sz w:val="16"/>
@@ -3217,7 +3406,7 @@
               <w:spacing w:line="360" w:lineRule="auto"/>
               <w:jc w:val="center"/>
               <w:rPr>
-                <w:rFonts w:cs="B Nazanin"/>
+                <w:rFonts w:ascii="B Nazanin" w:hAnsi="B Nazanin" w:cs="B Nazanin"/>
                 <w:b/>
                 <w:bCs/>
                 <w:sz w:val="16"/>
@@ -3228,7 +3417,7 @@
             </w:pPr>
             <w:r>
               <w:rPr>
-                <w:rFonts w:cs="B Nazanin" w:hint="cs"/>
+                <w:rFonts w:ascii="B Nazanin" w:hAnsi="B Nazanin" w:cs="B Nazanin" w:hint="cs"/>
                 <w:b/>
                 <w:bCs/>
                 <w:sz w:val="16"/>
@@ -3255,7 +3444,7 @@
               <w:spacing w:line="360" w:lineRule="auto"/>
               <w:jc w:val="center"/>
               <w:rPr>
-                <w:rFonts w:cs="B Nazanin"/>
+                <w:rFonts w:ascii="B Nazanin" w:hAnsi="B Nazanin" w:cs="B Nazanin"/>
                 <w:b/>
                 <w:bCs/>
                 <w:sz w:val="18"/>
@@ -3266,7 +3455,7 @@
             </w:pPr>
             <w:r>
               <w:rPr>
-                <w:rFonts w:cs="B Nazanin" w:hint="cs"/>
+                <w:rFonts w:ascii="B Nazanin" w:hAnsi="B Nazanin" w:cs="B Nazanin" w:hint="cs"/>
                 <w:b/>
                 <w:bCs/>
                 <w:sz w:val="18"/>
@@ -3294,7 +3483,7 @@
               <w:spacing w:line="360" w:lineRule="auto"/>
               <w:jc w:val="center"/>
               <w:rPr>
-                <w:rFonts w:cs="B Nazanin"/>
+                <w:rFonts w:ascii="B Nazanin" w:hAnsi="B Nazanin" w:cs="B Nazanin"/>
                 <w:b/>
                 <w:bCs/>
                 <w:sz w:val="16"/>
@@ -3315,7 +3504,7 @@
               <w:spacing w:line="360" w:lineRule="auto"/>
               <w:jc w:val="center"/>
               <w:rPr>
-                <w:rFonts w:cs="B Nazanin"/>
+                <w:rFonts w:ascii="B Nazanin" w:hAnsi="B Nazanin" w:cs="B Nazanin"/>
                 <w:b/>
                 <w:bCs/>
                 <w:sz w:val="16"/>
@@ -3342,7 +3531,7 @@
               <w:spacing w:line="360" w:lineRule="auto"/>
               <w:jc w:val="center"/>
               <w:rPr>
-                <w:rFonts w:cs="B Nazanin"/>
+                <w:rFonts w:ascii="B Nazanin" w:hAnsi="B Nazanin" w:cs="B Nazanin"/>
                 <w:b/>
                 <w:bCs/>
                 <w:sz w:val="16"/>
@@ -3353,7 +3542,7 @@
             </w:pPr>
             <w:r>
               <w:rPr>
-                <w:rFonts w:cs="B Nazanin" w:hint="cs"/>
+                <w:rFonts w:ascii="B Nazanin" w:hAnsi="B Nazanin" w:cs="B Nazanin" w:hint="cs"/>
                 <w:b/>
                 <w:bCs/>
                 <w:sz w:val="16"/>
@@ -3365,7 +3554,18 @@
             </w:r>
             <w:r>
               <w:rPr>
-                <w:rFonts w:cs="B Nazanin" w:hint="cs"/>
+                <w:rFonts w:ascii="B Nazanin" w:hAnsi="B Nazanin" w:cs="B Nazanin"/>
+                <w:b/>
+                <w:bCs/>
+                <w:sz w:val="16"/>
+                <w:szCs w:val="16"/>
+                <w:lang w:bidi="fa-IR"/>
+              </w:rPr>
+              <w:t xml:space="preserve"> </w:t>
+            </w:r>
+            <w:r>
+              <w:rPr>
+                <w:rFonts w:ascii="B Nazanin" w:hAnsi="B Nazanin" w:cs="B Nazanin" w:hint="cs"/>
                 <w:b/>
                 <w:bCs/>
                 <w:sz w:val="16"/>
@@ -3393,7 +3593,7 @@
               <w:spacing w:line="360" w:lineRule="auto"/>
               <w:jc w:val="center"/>
               <w:rPr>
-                <w:rFonts w:cs="B Nazanin"/>
+                <w:rFonts w:ascii="B Nazanin" w:hAnsi="B Nazanin" w:cs="B Nazanin"/>
                 <w:b/>
                 <w:bCs/>
                 <w:sz w:val="16"/>
@@ -3427,7 +3627,7 @@
               <w:spacing w:line="360" w:lineRule="auto"/>
               <w:jc w:val="center"/>
               <w:rPr>
-                <w:rFonts w:cs="B Nazanin"/>
+                <w:rFonts w:ascii="B Nazanin" w:hAnsi="B Nazanin" w:cs="B Nazanin"/>
                 <w:b/>
                 <w:bCs/>
                 <w:sz w:val="16"/>
@@ -3442,7 +3642,7 @@
               <w:spacing w:line="360" w:lineRule="auto"/>
               <w:jc w:val="center"/>
               <w:rPr>
-                <w:rFonts w:cs="B Nazanin"/>
+                <w:rFonts w:ascii="B Nazanin" w:hAnsi="B Nazanin" w:cs="B Nazanin"/>
                 <w:b/>
                 <w:bCs/>
                 <w:sz w:val="16"/>
@@ -3453,7 +3653,7 @@
             </w:pPr>
             <w:r>
               <w:rPr>
-                <w:rFonts w:cs="B Nazanin" w:hint="cs"/>
+                <w:rFonts w:ascii="B Nazanin" w:hAnsi="B Nazanin" w:cs="B Nazanin" w:hint="cs"/>
                 <w:b/>
                 <w:bCs/>
                 <w:sz w:val="16"/>
@@ -3476,7 +3676,7 @@
               <w:spacing w:line="360" w:lineRule="auto"/>
               <w:jc w:val="center"/>
               <w:rPr>
-                <w:rFonts w:cs="B Nazanin"/>
+                <w:rFonts w:ascii="B Nazanin" w:hAnsi="B Nazanin" w:cs="B Nazanin"/>
                 <w:b/>
                 <w:bCs/>
                 <w:sz w:val="18"/>
@@ -3487,7 +3687,7 @@
             </w:pPr>
             <w:r>
               <w:rPr>
-                <w:rFonts w:cs="B Nazanin" w:hint="cs"/>
+                <w:rFonts w:ascii="B Nazanin" w:hAnsi="B Nazanin" w:cs="B Nazanin" w:hint="cs"/>
                 <w:b/>
                 <w:bCs/>
                 <w:sz w:val="18"/>
@@ -3515,7 +3715,7 @@
               <w:spacing w:line="360" w:lineRule="auto"/>
               <w:jc w:val="center"/>
               <w:rPr>
-                <w:rFonts w:cs="B Nazanin"/>
+                <w:rFonts w:ascii="B Nazanin" w:hAnsi="B Nazanin" w:cs="B Nazanin"/>
                 <w:b/>
                 <w:bCs/>
                 <w:sz w:val="18"/>
@@ -3526,7 +3726,7 @@
             </w:pPr>
             <w:r>
               <w:rPr>
-                <w:rFonts w:cs="B Nazanin" w:hint="cs"/>
+                <w:rFonts w:ascii="B Nazanin" w:hAnsi="B Nazanin" w:cs="B Nazanin" w:hint="cs"/>
                 <w:b/>
                 <w:bCs/>
                 <w:sz w:val="18"/>
@@ -3554,7 +3754,7 @@
               <w:spacing w:line="360" w:lineRule="auto"/>
               <w:jc w:val="center"/>
               <w:rPr>
-                <w:rFonts w:cs="B Nazanin"/>
+                <w:rFonts w:ascii="B Nazanin" w:hAnsi="B Nazanin" w:cs="B Nazanin"/>
                 <w:b/>
                 <w:bCs/>
                 <w:sz w:val="16"/>
@@ -3581,7 +3781,7 @@
               <w:spacing w:line="360" w:lineRule="auto"/>
               <w:jc w:val="center"/>
               <w:rPr>
-                <w:rFonts w:cs="B Nazanin"/>
+                <w:rFonts w:ascii="B Nazanin" w:hAnsi="B Nazanin" w:cs="B Nazanin"/>
                 <w:b/>
                 <w:bCs/>
                 <w:sz w:val="16"/>
@@ -3592,7 +3792,7 @@
             </w:pPr>
             <w:r>
               <w:rPr>
-                <w:rFonts w:cs="B Nazanin" w:hint="cs"/>
+                <w:rFonts w:ascii="B Nazanin" w:hAnsi="B Nazanin" w:cs="B Nazanin" w:hint="cs"/>
                 <w:b/>
                 <w:bCs/>
                 <w:sz w:val="16"/>
@@ -3620,7 +3820,7 @@
               <w:spacing w:line="360" w:lineRule="auto"/>
               <w:jc w:val="center"/>
               <w:rPr>
-                <w:rFonts w:cs="B Nazanin"/>
+                <w:rFonts w:ascii="B Nazanin" w:hAnsi="B Nazanin" w:cs="B Nazanin"/>
                 <w:b/>
                 <w:bCs/>
                 <w:sz w:val="16"/>
@@ -3654,7 +3854,7 @@
               <w:spacing w:line="360" w:lineRule="auto"/>
               <w:jc w:val="center"/>
               <w:rPr>
-                <w:rFonts w:cs="B Nazanin"/>
+                <w:rFonts w:ascii="B Nazanin" w:hAnsi="B Nazanin" w:cs="B Nazanin"/>
                 <w:b/>
                 <w:bCs/>
                 <w:sz w:val="16"/>
@@ -3682,7 +3882,7 @@
               <w:spacing w:line="360" w:lineRule="auto"/>
               <w:jc w:val="center"/>
               <w:rPr>
-                <w:rFonts w:cs="B Nazanin"/>
+                <w:rFonts w:ascii="B Nazanin" w:hAnsi="B Nazanin" w:cs="B Nazanin"/>
                 <w:b/>
                 <w:bCs/>
                 <w:sz w:val="18"/>
@@ -3709,7 +3909,7 @@
               <w:spacing w:line="360" w:lineRule="auto"/>
               <w:jc w:val="center"/>
               <w:rPr>
-                <w:rFonts w:cs="B Nazanin"/>
+                <w:rFonts w:ascii="B Nazanin" w:hAnsi="B Nazanin" w:cs="B Nazanin"/>
                 <w:b/>
                 <w:bCs/>
                 <w:sz w:val="18"/>
@@ -3720,7 +3920,7 @@
             </w:pPr>
             <w:r>
               <w:rPr>
-                <w:rFonts w:cs="B Nazanin" w:hint="cs"/>
+                <w:rFonts w:ascii="B Nazanin" w:hAnsi="B Nazanin" w:cs="B Nazanin" w:hint="cs"/>
                 <w:b/>
                 <w:bCs/>
                 <w:sz w:val="18"/>
@@ -3748,7 +3948,7 @@
               <w:spacing w:line="360" w:lineRule="auto"/>
               <w:jc w:val="center"/>
               <w:rPr>
-                <w:rFonts w:cs="B Nazanin"/>
+                <w:rFonts w:ascii="B Nazanin" w:hAnsi="B Nazanin" w:cs="B Nazanin"/>
                 <w:b/>
                 <w:bCs/>
                 <w:sz w:val="16"/>
@@ -3775,7 +3975,7 @@
               <w:spacing w:line="360" w:lineRule="auto"/>
               <w:jc w:val="center"/>
               <w:rPr>
-                <w:rFonts w:cs="B Nazanin"/>
+                <w:rFonts w:ascii="B Nazanin" w:hAnsi="B Nazanin" w:cs="B Nazanin"/>
                 <w:b/>
                 <w:bCs/>
                 <w:sz w:val="16"/>
@@ -3786,7 +3986,7 @@
             </w:pPr>
             <w:r>
               <w:rPr>
-                <w:rFonts w:cs="B Nazanin" w:hint="cs"/>
+                <w:rFonts w:ascii="B Nazanin" w:hAnsi="B Nazanin" w:cs="B Nazanin" w:hint="cs"/>
                 <w:b/>
                 <w:bCs/>
                 <w:sz w:val="16"/>
@@ -3814,7 +4014,7 @@
               <w:spacing w:line="360" w:lineRule="auto"/>
               <w:jc w:val="center"/>
               <w:rPr>
-                <w:rFonts w:cs="B Nazanin"/>
+                <w:rFonts w:ascii="B Nazanin" w:hAnsi="B Nazanin" w:cs="B Nazanin"/>
                 <w:b/>
                 <w:bCs/>
                 <w:sz w:val="16"/>
@@ -3848,7 +4048,7 @@
               <w:spacing w:line="360" w:lineRule="auto"/>
               <w:jc w:val="center"/>
               <w:rPr>
-                <w:rFonts w:cs="B Nazanin"/>
+                <w:rFonts w:ascii="B Nazanin" w:hAnsi="B Nazanin" w:cs="B Nazanin"/>
                 <w:b/>
                 <w:bCs/>
                 <w:sz w:val="16"/>
@@ -3876,7 +4076,7 @@
               <w:spacing w:line="360" w:lineRule="auto"/>
               <w:jc w:val="center"/>
               <w:rPr>
-                <w:rFonts w:cs="B Nazanin"/>
+                <w:rFonts w:ascii="B Nazanin" w:hAnsi="B Nazanin" w:cs="B Nazanin"/>
                 <w:b/>
                 <w:bCs/>
                 <w:sz w:val="18"/>
@@ -3903,7 +4103,7 @@
               <w:spacing w:line="360" w:lineRule="auto"/>
               <w:jc w:val="center"/>
               <w:rPr>
-                <w:rFonts w:cs="B Nazanin"/>
+                <w:rFonts w:ascii="B Nazanin" w:hAnsi="B Nazanin" w:cs="B Nazanin"/>
                 <w:b/>
                 <w:bCs/>
                 <w:sz w:val="18"/>
@@ -3914,7 +4114,7 @@
             </w:pPr>
             <w:r>
               <w:rPr>
-                <w:rFonts w:cs="B Nazanin" w:hint="cs"/>
+                <w:rFonts w:ascii="B Nazanin" w:hAnsi="B Nazanin" w:cs="B Nazanin" w:hint="cs"/>
                 <w:b/>
                 <w:bCs/>
                 <w:sz w:val="18"/>
@@ -3942,7 +4142,7 @@
               <w:spacing w:line="360" w:lineRule="auto"/>
               <w:jc w:val="center"/>
               <w:rPr>
-                <w:rFonts w:cs="B Nazanin"/>
+                <w:rFonts w:ascii="B Nazanin" w:hAnsi="B Nazanin" w:cs="B Nazanin"/>
                 <w:b/>
                 <w:bCs/>
                 <w:sz w:val="16"/>
@@ -3969,7 +4169,7 @@
               <w:spacing w:line="360" w:lineRule="auto"/>
               <w:jc w:val="center"/>
               <w:rPr>
-                <w:rFonts w:cs="B Nazanin"/>
+                <w:rFonts w:ascii="B Nazanin" w:hAnsi="B Nazanin" w:cs="B Nazanin"/>
                 <w:b/>
                 <w:bCs/>
                 <w:sz w:val="16"/>
@@ -3980,7 +4180,7 @@
             </w:pPr>
             <w:r>
               <w:rPr>
-                <w:rFonts w:cs="B Nazanin" w:hint="cs"/>
+                <w:rFonts w:ascii="B Nazanin" w:hAnsi="B Nazanin" w:cs="B Nazanin" w:hint="cs"/>
                 <w:b/>
                 <w:bCs/>
                 <w:sz w:val="16"/>
@@ -4008,7 +4208,7 @@
               <w:spacing w:line="360" w:lineRule="auto"/>
               <w:jc w:val="center"/>
               <w:rPr>
-                <w:rFonts w:cs="B Nazanin"/>
+                <w:rFonts w:ascii="B Nazanin" w:hAnsi="B Nazanin" w:cs="B Nazanin"/>
                 <w:b/>
                 <w:bCs/>
                 <w:sz w:val="16"/>
@@ -4041,7 +4241,7 @@
               <w:spacing w:line="360" w:lineRule="auto"/>
               <w:jc w:val="center"/>
               <w:rPr>
-                <w:rFonts w:cs="B Nazanin"/>
+                <w:rFonts w:ascii="B Nazanin" w:hAnsi="B Nazanin" w:cs="B Nazanin"/>
                 <w:b/>
                 <w:bCs/>
                 <w:sz w:val="16"/>
@@ -4052,7 +4252,7 @@
             </w:pPr>
             <w:r>
               <w:rPr>
-                <w:rFonts w:cs="B Nazanin" w:hint="cs"/>
+                <w:rFonts w:ascii="B Nazanin" w:hAnsi="B Nazanin" w:cs="B Nazanin" w:hint="cs"/>
                 <w:b/>
                 <w:bCs/>
                 <w:sz w:val="16"/>
@@ -4079,7 +4279,7 @@
               <w:spacing w:line="360" w:lineRule="auto"/>
               <w:jc w:val="center"/>
               <w:rPr>
-                <w:rFonts w:cs="B Nazanin"/>
+                <w:rFonts w:ascii="B Nazanin" w:hAnsi="B Nazanin" w:cs="B Nazanin"/>
                 <w:b/>
                 <w:bCs/>
                 <w:sz w:val="18"/>
@@ -4090,7 +4290,7 @@
             </w:pPr>
             <w:r>
               <w:rPr>
-                <w:rFonts w:cs="B Nazanin" w:hint="cs"/>
+                <w:rFonts w:ascii="B Nazanin" w:hAnsi="B Nazanin" w:cs="B Nazanin" w:hint="cs"/>
                 <w:b/>
                 <w:bCs/>
                 <w:sz w:val="18"/>
@@ -4118,7 +4318,7 @@
               <w:spacing w:line="360" w:lineRule="auto"/>
               <w:jc w:val="center"/>
               <w:rPr>
-                <w:rFonts w:cs="B Nazanin"/>
+                <w:rFonts w:ascii="B Nazanin" w:hAnsi="B Nazanin" w:cs="B Nazanin"/>
                 <w:b/>
                 <w:bCs/>
                 <w:sz w:val="16"/>
@@ -4145,7 +4345,7 @@
               <w:spacing w:line="360" w:lineRule="auto"/>
               <w:jc w:val="center"/>
               <w:rPr>
-                <w:rFonts w:cs="B Nazanin"/>
+                <w:rFonts w:ascii="B Nazanin" w:hAnsi="B Nazanin" w:cs="B Nazanin"/>
                 <w:b/>
                 <w:bCs/>
                 <w:sz w:val="16"/>
@@ -4156,7 +4356,7 @@
             </w:pPr>
             <w:r>
               <w:rPr>
-                <w:rFonts w:cs="B Nazanin" w:hint="cs"/>
+                <w:rFonts w:ascii="B Nazanin" w:hAnsi="B Nazanin" w:cs="B Nazanin" w:hint="cs"/>
                 <w:b/>
                 <w:bCs/>
                 <w:sz w:val="16"/>
@@ -4168,7 +4368,7 @@
             </w:r>
             <w:r>
               <w:rPr>
-                <w:rFonts w:cs="B Nazanin" w:hint="cs"/>
+                <w:rFonts w:ascii="B Nazanin" w:hAnsi="B Nazanin" w:cs="B Nazanin" w:hint="cs"/>
                 <w:b/>
                 <w:bCs/>
                 <w:sz w:val="16"/>
@@ -4196,7 +4396,7 @@
               <w:spacing w:line="360" w:lineRule="auto"/>
               <w:jc w:val="center"/>
               <w:rPr>
-                <w:rFonts w:cs="B Nazanin"/>
+                <w:rFonts w:ascii="B Nazanin" w:hAnsi="B Nazanin" w:cs="B Nazanin"/>
                 <w:b/>
                 <w:bCs/>
                 <w:sz w:val="16"/>
@@ -4229,7 +4429,7 @@
               <w:spacing w:line="360" w:lineRule="auto"/>
               <w:jc w:val="center"/>
               <w:rPr>
-                <w:rFonts w:cs="B Nazanin"/>
+                <w:rFonts w:ascii="B Nazanin" w:hAnsi="B Nazanin" w:cs="B Nazanin"/>
                 <w:b/>
                 <w:bCs/>
                 <w:sz w:val="16"/>
@@ -4250,7 +4450,7 @@
               <w:spacing w:line="360" w:lineRule="auto"/>
               <w:jc w:val="center"/>
               <w:rPr>
-                <w:rFonts w:cs="B Nazanin"/>
+                <w:rFonts w:ascii="B Nazanin" w:hAnsi="B Nazanin" w:cs="B Nazanin"/>
                 <w:b/>
                 <w:bCs/>
                 <w:sz w:val="16"/>
@@ -4261,7 +4461,7 @@
             </w:pPr>
             <w:r>
               <w:rPr>
-                <w:rFonts w:cs="B Nazanin" w:hint="cs"/>
+                <w:rFonts w:ascii="B Nazanin" w:hAnsi="B Nazanin" w:cs="B Nazanin" w:hint="cs"/>
                 <w:b/>
                 <w:bCs/>
                 <w:sz w:val="16"/>
@@ -4290,7 +4490,7 @@
               <w:spacing w:line="360" w:lineRule="auto"/>
               <w:jc w:val="center"/>
               <w:rPr>
-                <w:rFonts w:cs="B Nazanin"/>
+                <w:rFonts w:ascii="B Nazanin" w:hAnsi="B Nazanin" w:cs="B Nazanin"/>
                 <w:b/>
                 <w:bCs/>
                 <w:sz w:val="18"/>
@@ -4301,7 +4501,7 @@
             </w:pPr>
             <w:r>
               <w:rPr>
-                <w:rFonts w:cs="B Nazanin" w:hint="cs"/>
+                <w:rFonts w:ascii="B Nazanin" w:hAnsi="B Nazanin" w:cs="B Nazanin" w:hint="cs"/>
                 <w:b/>
                 <w:bCs/>
                 <w:sz w:val="18"/>
@@ -4329,7 +4529,7 @@
               <w:spacing w:line="360" w:lineRule="auto"/>
               <w:jc w:val="center"/>
               <w:rPr>
-                <w:rFonts w:cs="B Nazanin"/>
+                <w:rFonts w:ascii="B Nazanin" w:hAnsi="B Nazanin" w:cs="B Nazanin"/>
                 <w:b/>
                 <w:bCs/>
                 <w:sz w:val="16"/>
@@ -4356,7 +4556,7 @@
               <w:spacing w:line="360" w:lineRule="auto"/>
               <w:jc w:val="center"/>
               <w:rPr>
-                <w:rFonts w:cs="B Nazanin"/>
+                <w:rFonts w:ascii="B Nazanin" w:hAnsi="B Nazanin" w:cs="B Nazanin"/>
                 <w:b/>
                 <w:bCs/>
                 <w:sz w:val="16"/>
@@ -4383,7 +4583,7 @@
               <w:spacing w:line="360" w:lineRule="auto"/>
               <w:jc w:val="center"/>
               <w:rPr>
-                <w:rFonts w:cs="B Nazanin"/>
+                <w:rFonts w:ascii="B Nazanin" w:hAnsi="B Nazanin" w:cs="B Nazanin"/>
                 <w:b/>
                 <w:bCs/>
                 <w:sz w:val="16"/>
@@ -4414,7 +4614,7 @@
               <w:spacing w:line="360" w:lineRule="auto"/>
               <w:jc w:val="center"/>
               <w:rPr>
-                <w:rFonts w:cs="B Nazanin"/>
+                <w:rFonts w:ascii="B Nazanin" w:hAnsi="B Nazanin" w:cs="B Nazanin"/>
                 <w:b/>
                 <w:bCs/>
                 <w:sz w:val="16"/>
@@ -4425,7 +4625,7 @@
             </w:pPr>
             <w:r>
               <w:rPr>
-                <w:rFonts w:cs="B Nazanin" w:hint="cs"/>
+                <w:rFonts w:ascii="B Nazanin" w:hAnsi="B Nazanin" w:cs="B Nazanin" w:hint="cs"/>
                 <w:b/>
                 <w:bCs/>
                 <w:sz w:val="16"/>
@@ -4452,7 +4652,7 @@
               <w:spacing w:line="360" w:lineRule="auto"/>
               <w:jc w:val="center"/>
               <w:rPr>
-                <w:rFonts w:cs="B Nazanin"/>
+                <w:rFonts w:ascii="B Nazanin" w:hAnsi="B Nazanin" w:cs="B Nazanin"/>
                 <w:b/>
                 <w:bCs/>
                 <w:sz w:val="18"/>
@@ -4463,7 +4663,7 @@
             </w:pPr>
             <w:r>
               <w:rPr>
-                <w:rFonts w:cs="B Nazanin" w:hint="cs"/>
+                <w:rFonts w:ascii="B Nazanin" w:hAnsi="B Nazanin" w:cs="B Nazanin" w:hint="cs"/>
                 <w:b/>
                 <w:bCs/>
                 <w:sz w:val="18"/>
@@ -4491,7 +4691,7 @@
               <w:spacing w:line="360" w:lineRule="auto"/>
               <w:jc w:val="center"/>
               <w:rPr>
-                <w:rFonts w:cs="B Nazanin"/>
+                <w:rFonts w:ascii="B Nazanin" w:hAnsi="B Nazanin" w:cs="B Nazanin"/>
                 <w:b/>
                 <w:bCs/>
                 <w:sz w:val="16"/>
@@ -4518,7 +4718,7 @@
               <w:spacing w:line="360" w:lineRule="auto"/>
               <w:jc w:val="center"/>
               <w:rPr>
-                <w:rFonts w:cs="B Nazanin"/>
+                <w:rFonts w:ascii="B Nazanin" w:hAnsi="B Nazanin" w:cs="B Nazanin"/>
                 <w:b/>
                 <w:bCs/>
                 <w:sz w:val="16"/>
@@ -4545,7 +4745,7 @@
               <w:spacing w:line="360" w:lineRule="auto"/>
               <w:jc w:val="center"/>
               <w:rPr>
-                <w:rFonts w:cs="B Nazanin"/>
+                <w:rFonts w:ascii="B Nazanin" w:hAnsi="B Nazanin" w:cs="B Nazanin"/>
                 <w:b/>
                 <w:bCs/>
                 <w:sz w:val="16"/>
@@ -4578,7 +4778,7 @@
               <w:spacing w:line="360" w:lineRule="auto"/>
               <w:jc w:val="center"/>
               <w:rPr>
-                <w:rFonts w:cs="B Nazanin"/>
+                <w:rFonts w:ascii="B Nazanin" w:hAnsi="B Nazanin" w:cs="B Nazanin"/>
                 <w:b/>
                 <w:bCs/>
                 <w:sz w:val="16"/>
@@ -4589,7 +4789,7 @@
             </w:pPr>
             <w:r>
               <w:rPr>
-                <w:rFonts w:cs="B Nazanin" w:hint="cs"/>
+                <w:rFonts w:ascii="B Nazanin" w:hAnsi="B Nazanin" w:cs="B Nazanin" w:hint="cs"/>
                 <w:b/>
                 <w:bCs/>
                 <w:sz w:val="16"/>
@@ -4616,7 +4816,7 @@
               <w:spacing w:line="360" w:lineRule="auto"/>
               <w:jc w:val="center"/>
               <w:rPr>
-                <w:rFonts w:cs="B Nazanin"/>
+                <w:rFonts w:ascii="B Nazanin" w:hAnsi="B Nazanin" w:cs="B Nazanin"/>
                 <w:b/>
                 <w:bCs/>
                 <w:sz w:val="18"/>
@@ -4627,7 +4827,7 @@
             </w:pPr>
             <w:r>
               <w:rPr>
-                <w:rFonts w:cs="B Nazanin" w:hint="cs"/>
+                <w:rFonts w:ascii="B Nazanin" w:hAnsi="B Nazanin" w:cs="B Nazanin" w:hint="cs"/>
                 <w:b/>
                 <w:bCs/>
                 <w:sz w:val="18"/>
@@ -4655,7 +4855,7 @@
               <w:spacing w:line="360" w:lineRule="auto"/>
               <w:jc w:val="center"/>
               <w:rPr>
-                <w:rFonts w:cs="B Nazanin"/>
+                <w:rFonts w:ascii="B Nazanin" w:hAnsi="B Nazanin" w:cs="B Nazanin"/>
                 <w:b/>
                 <w:bCs/>
                 <w:sz w:val="16"/>
@@ -4682,7 +4882,7 @@
               <w:spacing w:line="360" w:lineRule="auto"/>
               <w:jc w:val="center"/>
               <w:rPr>
-                <w:rFonts w:cs="B Nazanin"/>
+                <w:rFonts w:ascii="B Nazanin" w:hAnsi="B Nazanin" w:cs="B Nazanin"/>
                 <w:b/>
                 <w:bCs/>
                 <w:sz w:val="16"/>
@@ -4709,7 +4909,7 @@
               <w:spacing w:line="360" w:lineRule="auto"/>
               <w:jc w:val="center"/>
               <w:rPr>
-                <w:rFonts w:cs="B Nazanin"/>
+                <w:rFonts w:ascii="B Nazanin" w:hAnsi="B Nazanin" w:cs="B Nazanin"/>
                 <w:b/>
                 <w:bCs/>
                 <w:sz w:val="16"/>
@@ -4742,7 +4942,7 @@
               <w:spacing w:line="360" w:lineRule="auto"/>
               <w:jc w:val="center"/>
               <w:rPr>
-                <w:rFonts w:cs="B Nazanin"/>
+                <w:rFonts w:ascii="B Nazanin" w:hAnsi="B Nazanin" w:cs="B Nazanin"/>
                 <w:b/>
                 <w:bCs/>
                 <w:sz w:val="16"/>
@@ -4753,7 +4953,7 @@
             </w:pPr>
             <w:r>
               <w:rPr>
-                <w:rFonts w:cs="B Nazanin" w:hint="cs"/>
+                <w:rFonts w:ascii="B Nazanin" w:hAnsi="B Nazanin" w:cs="B Nazanin" w:hint="cs"/>
                 <w:b/>
                 <w:bCs/>
                 <w:sz w:val="16"/>
@@ -4780,7 +4980,7 @@
               <w:spacing w:line="360" w:lineRule="auto"/>
               <w:jc w:val="center"/>
               <w:rPr>
-                <w:rFonts w:cs="B Nazanin"/>
+                <w:rFonts w:ascii="B Nazanin" w:hAnsi="B Nazanin" w:cs="B Nazanin"/>
                 <w:b/>
                 <w:bCs/>
                 <w:sz w:val="18"/>
@@ -4791,7 +4991,7 @@
             </w:pPr>
             <w:r>
               <w:rPr>
-                <w:rFonts w:cs="B Nazanin" w:hint="cs"/>
+                <w:rFonts w:ascii="B Nazanin" w:hAnsi="B Nazanin" w:cs="B Nazanin" w:hint="cs"/>
                 <w:b/>
                 <w:bCs/>
                 <w:sz w:val="18"/>
@@ -4819,7 +5019,7 @@
               <w:spacing w:line="360" w:lineRule="auto"/>
               <w:jc w:val="center"/>
               <w:rPr>
-                <w:rFonts w:cs="B Nazanin"/>
+                <w:rFonts w:ascii="B Nazanin" w:hAnsi="B Nazanin" w:cs="B Nazanin"/>
                 <w:b/>
                 <w:bCs/>
                 <w:sz w:val="16"/>
@@ -4846,7 +5046,7 @@
               <w:spacing w:line="360" w:lineRule="auto"/>
               <w:jc w:val="center"/>
               <w:rPr>
-                <w:rFonts w:cs="B Nazanin"/>
+                <w:rFonts w:ascii="B Nazanin" w:hAnsi="B Nazanin" w:cs="B Nazanin"/>
                 <w:b/>
                 <w:bCs/>
                 <w:sz w:val="16"/>
@@ -4873,7 +5073,7 @@
               <w:spacing w:line="360" w:lineRule="auto"/>
               <w:jc w:val="center"/>
               <w:rPr>
-                <w:rFonts w:cs="B Nazanin"/>
+                <w:rFonts w:ascii="B Nazanin" w:hAnsi="B Nazanin" w:cs="B Nazanin"/>
                 <w:b/>
                 <w:bCs/>
                 <w:sz w:val="16"/>
@@ -4897,16 +5097,18 @@
         <w:ind w:left="-476"/>
         <w:jc w:val="both"/>
         <w:rPr>
-          <w:rFonts w:cs="B Titr"/>
-          <w:szCs w:val="20"/>
-        </w:rPr>
-      </w:pPr>
-      <w:r>
-        <w:rPr>
-          <w:rFonts w:cs="B Nazanin" w:hint="cs"/>
-          <w:b/>
-          <w:bCs/>
-          <w:sz w:val="24"/>
+          <w:rFonts w:ascii="B Nazanin" w:hAnsi="B Nazanin" w:cs="B Nazanin"/>
+          <w:sz w:val="22"/>
+          <w:szCs w:val="22"/>
+        </w:rPr>
+      </w:pPr>
+      <w:r>
+        <w:rPr>
+          <w:rFonts w:ascii="B Nazanin" w:hAnsi="B Nazanin" w:cs="B Nazanin" w:hint="cs"/>
+          <w:b/>
+          <w:bCs/>
+          <w:sz w:val="22"/>
+          <w:szCs w:val="22"/>
           <w:rtl/>
           <w:lang w:bidi="fa-IR"/>
         </w:rPr>
@@ -4914,108 +5116,108 @@
       </w:r>
       <w:r>
         <w:rPr>
-          <w:rFonts w:cs="B Nazanin" w:hint="cs"/>
-          <w:b/>
-          <w:bCs/>
-          <w:sz w:val="24"/>
+          <w:rFonts w:ascii="B Nazanin" w:hAnsi="B Nazanin" w:cs="B Nazanin" w:hint="cs"/>
+          <w:b/>
+          <w:bCs/>
+          <w:sz w:val="22"/>
+          <w:szCs w:val="22"/>
           <w:rtl/>
         </w:rPr>
         <w:t>برادر نامبرده در تاريخ</w:t>
       </w:r>
       <w:r>
         <w:rPr>
-          <w:rFonts w:cs="B Nazanin" w:hint="cs"/>
-          <w:b/>
-          <w:bCs/>
-          <w:sz w:val="24"/>
+          <w:rFonts w:ascii="B Nazanin" w:hAnsi="B Nazanin" w:cs="B Nazanin" w:hint="cs"/>
+          <w:b/>
+          <w:bCs/>
+          <w:sz w:val="22"/>
+          <w:szCs w:val="22"/>
           <w:rtl/>
         </w:rPr>
         <w:t xml:space="preserve"> </w:t>
       </w:r>
       <w:r>
         <w:rPr>
-          <w:rFonts w:cs="B Nazanin" w:hint="cs"/>
-          <w:b/>
-          <w:bCs/>
-          <w:sz w:val="24"/>
-          <w:rtl/>
-        </w:rPr>
-        <w:t>...............</w:t>
-      </w:r>
-      <w:r>
-        <w:rPr>
-          <w:rFonts w:cs="B Nazanin" w:hint="cs"/>
-          <w:b/>
-          <w:bCs/>
-          <w:sz w:val="24"/>
-          <w:rtl/>
-        </w:rPr>
-        <w:t>.......</w:t>
-      </w:r>
-      <w:r>
-        <w:rPr>
-          <w:rFonts w:cs="B Nazanin" w:hint="cs"/>
-          <w:b/>
-          <w:bCs/>
-          <w:sz w:val="24"/>
+          <w:rFonts w:ascii="B Nazanin" w:hAnsi="B Nazanin" w:cs="B Nazanin" w:hint="cs"/>
+          <w:b/>
+          <w:bCs/>
+          <w:sz w:val="22"/>
+          <w:szCs w:val="22"/>
+          <w:rtl/>
+        </w:rPr>
+        <w:t>......................</w:t>
+      </w:r>
+      <w:r>
+        <w:rPr>
+          <w:rFonts w:ascii="B Nazanin" w:hAnsi="B Nazanin" w:cs="B Nazanin" w:hint="cs"/>
+          <w:b/>
+          <w:bCs/>
+          <w:sz w:val="22"/>
+          <w:szCs w:val="22"/>
           <w:rtl/>
         </w:rPr>
         <w:t xml:space="preserve">  </w:t>
       </w:r>
       <w:r>
         <w:rPr>
-          <w:rFonts w:cs="B Nazanin" w:hint="cs"/>
-          <w:b/>
-          <w:bCs/>
-          <w:sz w:val="24"/>
+          <w:rFonts w:ascii="B Nazanin" w:hAnsi="B Nazanin" w:cs="B Nazanin" w:hint="cs"/>
+          <w:b/>
+          <w:bCs/>
+          <w:sz w:val="22"/>
+          <w:szCs w:val="22"/>
           <w:rtl/>
         </w:rPr>
         <w:t xml:space="preserve">با کليه مراکز فوق تسويه حساب کامل نموده است. ضمنا آخرين حقوق ماهيانه ايشان مبلغ ............... ريال بوده و مدت ........... روزبدهي /طلب مرخصي ايشان محاسبه ومنظور گرديدو بعد از اين تاريخ هيچ نوع </w:t>
       </w:r>
       <w:r>
         <w:rPr>
-          <w:rFonts w:cs="B Nazanin" w:hint="cs"/>
-          <w:b/>
-          <w:bCs/>
-          <w:sz w:val="24"/>
+          <w:rFonts w:ascii="B Nazanin" w:hAnsi="B Nazanin" w:cs="B Nazanin" w:hint="cs"/>
+          <w:b/>
+          <w:bCs/>
+          <w:sz w:val="22"/>
+          <w:szCs w:val="22"/>
           <w:rtl/>
         </w:rPr>
         <w:t>عضويتي</w:t>
       </w:r>
       <w:r>
         <w:rPr>
-          <w:rFonts w:cs="B Nazanin" w:hint="cs"/>
-          <w:b/>
-          <w:bCs/>
-          <w:sz w:val="24"/>
+          <w:rFonts w:ascii="B Nazanin" w:hAnsi="B Nazanin" w:cs="B Nazanin" w:hint="cs"/>
+          <w:b/>
+          <w:bCs/>
+          <w:sz w:val="22"/>
+          <w:szCs w:val="22"/>
           <w:rtl/>
         </w:rPr>
         <w:t xml:space="preserve"> در سپاه پاسداران انقلاب اسلامي ناحيه </w:t>
       </w:r>
       <w:r>
         <w:rPr>
-          <w:rFonts w:cs="B Nazanin" w:hint="cs"/>
-          <w:b/>
-          <w:bCs/>
-          <w:sz w:val="24"/>
+          <w:rFonts w:ascii="B Nazanin" w:hAnsi="B Nazanin" w:cs="B Nazanin" w:hint="cs"/>
+          <w:b/>
+          <w:bCs/>
+          <w:sz w:val="22"/>
+          <w:szCs w:val="22"/>
           <w:rtl/>
         </w:rPr>
         <w:t>اردبیل</w:t>
       </w:r>
       <w:r>
         <w:rPr>
-          <w:rFonts w:cs="B Nazanin" w:hint="cs"/>
-          <w:b/>
-          <w:bCs/>
-          <w:sz w:val="24"/>
+          <w:rFonts w:ascii="B Nazanin" w:hAnsi="B Nazanin" w:cs="B Nazanin" w:hint="cs"/>
+          <w:b/>
+          <w:bCs/>
+          <w:sz w:val="22"/>
+          <w:szCs w:val="22"/>
           <w:rtl/>
         </w:rPr>
         <w:t xml:space="preserve"> ندارد</w:t>
       </w:r>
       <w:r>
         <w:rPr>
-          <w:rFonts w:cs="B Titr" w:hint="cs"/>
-          <w:szCs w:val="20"/>
+          <w:rFonts w:ascii="B Nazanin" w:hAnsi="B Nazanin" w:cs="B Nazanin" w:hint="cs"/>
+          <w:sz w:val="22"/>
+          <w:szCs w:val="22"/>
           <w:rtl/>
         </w:rPr>
         <w:t>.</w:t>
@@ -7823,7 +8025,7 @@
     <w:rPrDefault>
       <w:rPr>
         <w:rFonts w:ascii="Times New Roman" w:eastAsia="Times New Roman" w:hAnsi="Times New Roman" w:cs="Traditional Arabic"/>
-        <w:lang w:val="en-GB" w:eastAsia="en-GB" w:bidi="ar-SA"/>
+        <w:lang w:val="en-US" w:eastAsia="en-US" w:bidi="fa-IR"/>
       </w:rPr>
     </w:rPrDefault>
     <w:pPrDefault/>
@@ -8117,7 +8319,7 @@
     </w:pPr>
     <w:rPr>
       <w:szCs w:val="24"/>
-      <w:lang w:val="en-US" w:eastAsia="en-US"/>
+      <w:lang w:bidi="ar-SA"/>
     </w:rPr>
   </w:style>
   <w:style w:type="paragraph" w:styleId="Heading1">
@@ -8255,6 +8457,7 @@
   <w:style w:type="character" w:default="1" w:styleId="DefaultParagraphFont">
     <w:name w:val="Default Paragraph Font"/>
     <w:uiPriority w:val="1"/>
+    <w:semiHidden/>
     <w:unhideWhenUsed/>
   </w:style>
   <w:style w:type="table" w:default="1" w:styleId="TableNormal">
